--- a/8-资源管理/流程制度规范类文件/100101-运维工具管理制度.docx
+++ b/8-资源管理/流程制度规范类文件/100101-运维工具管理制度.docx
@@ -4,6 +4,13 @@
   <w:body>
     <w:p>
       <w:pPr>
+        <w:keepNext w:val="0"/>
+        <w:keepLines w:val="0"/>
+        <w:pageBreakBefore w:val="0"/>
+        <w:widowControl w:val="0"/>
+        <w:wordWrap/>
+        <w:overflowPunct/>
+        <w:bidi w:val="0"/>
         <w:spacing w:before="78" w:line="219" w:lineRule="auto"/>
         <w:ind w:left="25"/>
         <w:rPr>
@@ -100,10 +107,16 @@
     <w:p>
       <w:pPr>
         <w:pStyle w:val="24"/>
+        <w:keepNext w:val="0"/>
+        <w:keepLines w:val="0"/>
+        <w:pageBreakBefore w:val="0"/>
+        <w:widowControl w:val="0"/>
+        <w:wordWrap/>
+        <w:overflowPunct/>
         <w:bidi w:val="0"/>
       </w:pPr>
       <w:bookmarkStart w:id="0" w:name="_Toc26000"/>
-      <w:bookmarkStart w:id="1" w:name="_Toc25155"/>
+      <w:bookmarkStart w:id="1" w:name="_Toc3705"/>
       <w:r>
         <w:rPr>
           <w:rFonts w:hint="eastAsia"/>
@@ -117,6 +130,12 @@
     <w:p>
       <w:pPr>
         <w:pStyle w:val="25"/>
+        <w:keepNext w:val="0"/>
+        <w:keepLines w:val="0"/>
+        <w:pageBreakBefore w:val="0"/>
+        <w:widowControl w:val="0"/>
+        <w:wordWrap/>
+        <w:overflowPunct/>
         <w:bidi w:val="0"/>
         <w:rPr>
           <w:rFonts w:hint="default"/>
@@ -124,7 +143,7 @@
         </w:rPr>
       </w:pPr>
       <w:bookmarkStart w:id="2" w:name="_Toc25751"/>
-      <w:bookmarkStart w:id="3" w:name="_Toc26053"/>
+      <w:bookmarkStart w:id="3" w:name="_Toc26576"/>
       <w:r>
         <w:rPr>
           <w:rFonts w:hint="eastAsia"/>
@@ -186,7 +205,13 @@
           </w:tcPr>
           <w:p>
             <w:pPr>
+              <w:keepNext w:val="0"/>
+              <w:keepLines w:val="0"/>
+              <w:pageBreakBefore w:val="0"/>
               <w:widowControl w:val="0"/>
+              <w:wordWrap/>
+              <w:overflowPunct/>
+              <w:bidi w:val="0"/>
               <w:rPr>
                 <w:rFonts w:hint="default"/>
                 <w:vertAlign w:val="baseline"/>
@@ -228,7 +253,13 @@
           </w:tcPr>
           <w:p>
             <w:pPr>
+              <w:keepNext w:val="0"/>
+              <w:keepLines w:val="0"/>
+              <w:pageBreakBefore w:val="0"/>
               <w:widowControl w:val="0"/>
+              <w:wordWrap/>
+              <w:overflowPunct/>
+              <w:bidi w:val="0"/>
               <w:rPr>
                 <w:rFonts w:hint="default"/>
                 <w:vertAlign w:val="baseline"/>
@@ -292,7 +323,13 @@
           </w:tcPr>
           <w:p>
             <w:pPr>
+              <w:keepNext w:val="0"/>
+              <w:keepLines w:val="0"/>
+              <w:pageBreakBefore w:val="0"/>
               <w:widowControl w:val="0"/>
+              <w:wordWrap/>
+              <w:overflowPunct/>
+              <w:bidi w:val="0"/>
               <w:rPr>
                 <w:rFonts w:hint="eastAsia" w:ascii="Arial" w:hAnsi="Arial" w:eastAsia="Arial" w:cs="Arial"/>
                 <w:snapToGrid w:val="0"/>
@@ -355,7 +392,13 @@
           </w:tcPr>
           <w:p>
             <w:pPr>
+              <w:keepNext w:val="0"/>
+              <w:keepLines w:val="0"/>
+              <w:pageBreakBefore w:val="0"/>
               <w:widowControl w:val="0"/>
+              <w:wordWrap/>
+              <w:overflowPunct/>
+              <w:bidi w:val="0"/>
               <w:rPr>
                 <w:rFonts w:hint="eastAsia" w:ascii="Arial" w:hAnsi="Arial" w:eastAsia="Arial" w:cs="Arial"/>
                 <w:snapToGrid w:val="0"/>
@@ -423,7 +466,13 @@
           </w:tcPr>
           <w:p>
             <w:pPr>
+              <w:keepNext w:val="0"/>
+              <w:keepLines w:val="0"/>
+              <w:pageBreakBefore w:val="0"/>
               <w:widowControl w:val="0"/>
+              <w:wordWrap/>
+              <w:overflowPunct/>
+              <w:bidi w:val="0"/>
               <w:rPr>
                 <w:rFonts w:hint="eastAsia"/>
                 <w:vertAlign w:val="baseline"/>
@@ -464,7 +513,13 @@
           </w:tcPr>
           <w:p>
             <w:pPr>
+              <w:keepNext w:val="0"/>
+              <w:keepLines w:val="0"/>
+              <w:pageBreakBefore w:val="0"/>
               <w:widowControl w:val="0"/>
+              <w:wordWrap/>
+              <w:overflowPunct/>
+              <w:bidi w:val="0"/>
               <w:rPr>
                 <w:rFonts w:hint="default"/>
                 <w:vertAlign w:val="baseline"/>
@@ -503,12 +558,28 @@
       </w:tr>
     </w:tbl>
     <w:p>
+      <w:pPr>
+        <w:keepNext w:val="0"/>
+        <w:keepLines w:val="0"/>
+        <w:pageBreakBefore w:val="0"/>
+        <w:widowControl w:val="0"/>
+        <w:wordWrap/>
+        <w:overflowPunct/>
+        <w:bidi w:val="0"/>
+      </w:pPr>
       <w:r>
         <w:br w:type="page"/>
       </w:r>
     </w:p>
     <w:p>
       <w:pPr>
+        <w:keepNext w:val="0"/>
+        <w:keepLines w:val="0"/>
+        <w:pageBreakBefore w:val="0"/>
+        <w:widowControl w:val="0"/>
+        <w:wordWrap/>
+        <w:overflowPunct/>
+        <w:bidi w:val="0"/>
         <w:spacing w:before="153" w:line="225" w:lineRule="auto"/>
         <w:ind w:left="3634"/>
         <w:rPr>
@@ -584,6 +655,13 @@
           </w:tcPr>
           <w:p>
             <w:pPr>
+              <w:keepNext w:val="0"/>
+              <w:keepLines w:val="0"/>
+              <w:pageBreakBefore w:val="0"/>
+              <w:widowControl w:val="0"/>
+              <w:wordWrap/>
+              <w:overflowPunct/>
+              <w:bidi w:val="0"/>
               <w:spacing w:before="176" w:line="228" w:lineRule="auto"/>
               <w:ind w:left="607"/>
               <w:rPr>
@@ -609,6 +687,13 @@
           </w:tcPr>
           <w:p>
             <w:pPr>
+              <w:keepNext w:val="0"/>
+              <w:keepLines w:val="0"/>
+              <w:pageBreakBefore w:val="0"/>
+              <w:widowControl w:val="0"/>
+              <w:wordWrap/>
+              <w:overflowPunct/>
+              <w:bidi w:val="0"/>
               <w:spacing w:before="175" w:line="227" w:lineRule="auto"/>
               <w:ind w:left="253"/>
               <w:rPr>
@@ -634,6 +719,13 @@
           </w:tcPr>
           <w:p>
             <w:pPr>
+              <w:keepNext w:val="0"/>
+              <w:keepLines w:val="0"/>
+              <w:pageBreakBefore w:val="0"/>
+              <w:widowControl w:val="0"/>
+              <w:wordWrap/>
+              <w:overflowPunct/>
+              <w:bidi w:val="0"/>
               <w:spacing w:before="175" w:line="228" w:lineRule="auto"/>
               <w:ind w:left="730"/>
               <w:rPr>
@@ -659,6 +751,13 @@
           </w:tcPr>
           <w:p>
             <w:pPr>
+              <w:keepNext w:val="0"/>
+              <w:keepLines w:val="0"/>
+              <w:pageBreakBefore w:val="0"/>
+              <w:widowControl w:val="0"/>
+              <w:wordWrap/>
+              <w:overflowPunct/>
+              <w:bidi w:val="0"/>
               <w:spacing w:before="175" w:line="228" w:lineRule="auto"/>
               <w:ind w:left="310"/>
               <w:rPr>
@@ -684,6 +783,13 @@
           </w:tcPr>
           <w:p>
             <w:pPr>
+              <w:keepNext w:val="0"/>
+              <w:keepLines w:val="0"/>
+              <w:pageBreakBefore w:val="0"/>
+              <w:widowControl w:val="0"/>
+              <w:wordWrap/>
+              <w:overflowPunct/>
+              <w:bidi w:val="0"/>
               <w:spacing w:before="175" w:line="228" w:lineRule="auto"/>
               <w:ind w:left="310"/>
               <w:rPr>
@@ -712,6 +818,13 @@
           </w:tcPr>
           <w:p>
             <w:pPr>
+              <w:keepNext w:val="0"/>
+              <w:keepLines w:val="0"/>
+              <w:pageBreakBefore w:val="0"/>
+              <w:widowControl w:val="0"/>
+              <w:wordWrap/>
+              <w:overflowPunct/>
+              <w:bidi w:val="0"/>
               <w:spacing w:before="176" w:line="229" w:lineRule="auto"/>
               <w:ind w:left="311"/>
               <w:rPr>
@@ -758,6 +871,13 @@
           </w:tcPr>
           <w:p>
             <w:pPr>
+              <w:keepNext w:val="0"/>
+              <w:keepLines w:val="0"/>
+              <w:pageBreakBefore w:val="0"/>
+              <w:widowControl w:val="0"/>
+              <w:wordWrap/>
+              <w:overflowPunct/>
+              <w:bidi w:val="0"/>
               <w:spacing w:before="173" w:line="267" w:lineRule="exact"/>
               <w:ind w:left="260"/>
               <w:rPr>
@@ -784,6 +904,13 @@
           </w:tcPr>
           <w:p>
             <w:pPr>
+              <w:keepNext w:val="0"/>
+              <w:keepLines w:val="0"/>
+              <w:pageBreakBefore w:val="0"/>
+              <w:widowControl w:val="0"/>
+              <w:wordWrap/>
+              <w:overflowPunct/>
+              <w:bidi w:val="0"/>
               <w:spacing w:before="173" w:line="267" w:lineRule="exact"/>
               <w:ind w:left="248"/>
               <w:rPr>
@@ -810,6 +937,13 @@
           </w:tcPr>
           <w:p>
             <w:pPr>
+              <w:keepNext w:val="0"/>
+              <w:keepLines w:val="0"/>
+              <w:pageBreakBefore w:val="0"/>
+              <w:widowControl w:val="0"/>
+              <w:wordWrap/>
+              <w:overflowPunct/>
+              <w:bidi w:val="0"/>
               <w:spacing w:before="172" w:line="228" w:lineRule="auto"/>
               <w:ind w:left="114"/>
               <w:jc w:val="center"/>
@@ -836,6 +970,13 @@
           </w:tcPr>
           <w:p>
             <w:pPr>
+              <w:keepNext w:val="0"/>
+              <w:keepLines w:val="0"/>
+              <w:pageBreakBefore w:val="0"/>
+              <w:widowControl w:val="0"/>
+              <w:wordWrap/>
+              <w:overflowPunct/>
+              <w:bidi w:val="0"/>
               <w:spacing w:before="172" w:line="228" w:lineRule="auto"/>
               <w:ind w:left="313"/>
               <w:rPr>
@@ -862,6 +1003,13 @@
           </w:tcPr>
           <w:p>
             <w:pPr>
+              <w:keepNext w:val="0"/>
+              <w:keepLines w:val="0"/>
+              <w:pageBreakBefore w:val="0"/>
+              <w:widowControl w:val="0"/>
+              <w:wordWrap/>
+              <w:overflowPunct/>
+              <w:bidi w:val="0"/>
               <w:spacing w:before="172" w:line="228" w:lineRule="auto"/>
               <w:ind w:left="313"/>
               <w:rPr>
@@ -871,7 +1019,6 @@
                 <w:szCs w:val="20"/>
               </w:rPr>
             </w:pPr>
-            <w:bookmarkStart w:id="30" w:name="_GoBack"/>
             <w:r>
               <w:rPr>
                 <w:rFonts w:hint="eastAsia" w:ascii="宋体" w:hAnsi="宋体" w:eastAsia="宋体" w:cs="宋体"/>
@@ -896,7 +1043,6 @@
               </w:rPr>
               <w:t>振</w:t>
             </w:r>
-            <w:bookmarkEnd w:id="30"/>
           </w:p>
         </w:tc>
         <w:tc>
@@ -905,6 +1051,13 @@
           </w:tcPr>
           <w:p>
             <w:pPr>
+              <w:keepNext w:val="0"/>
+              <w:keepLines w:val="0"/>
+              <w:pageBreakBefore w:val="0"/>
+              <w:widowControl w:val="0"/>
+              <w:wordWrap/>
+              <w:overflowPunct/>
+              <w:bidi w:val="0"/>
               <w:spacing w:before="173" w:line="229" w:lineRule="auto"/>
               <w:ind w:left="314"/>
               <w:rPr>
@@ -953,6 +1106,13 @@
           <w:p>
             <w:pPr>
               <w:pStyle w:val="27"/>
+              <w:keepNext w:val="0"/>
+              <w:keepLines w:val="0"/>
+              <w:pageBreakBefore w:val="0"/>
+              <w:widowControl w:val="0"/>
+              <w:wordWrap/>
+              <w:overflowPunct/>
+              <w:bidi w:val="0"/>
             </w:pPr>
           </w:p>
         </w:tc>
@@ -963,6 +1123,13 @@
           <w:p>
             <w:pPr>
               <w:pStyle w:val="27"/>
+              <w:keepNext w:val="0"/>
+              <w:keepLines w:val="0"/>
+              <w:pageBreakBefore w:val="0"/>
+              <w:widowControl w:val="0"/>
+              <w:wordWrap/>
+              <w:overflowPunct/>
+              <w:bidi w:val="0"/>
             </w:pPr>
           </w:p>
         </w:tc>
@@ -973,6 +1140,13 @@
           <w:p>
             <w:pPr>
               <w:pStyle w:val="27"/>
+              <w:keepNext w:val="0"/>
+              <w:keepLines w:val="0"/>
+              <w:pageBreakBefore w:val="0"/>
+              <w:widowControl w:val="0"/>
+              <w:wordWrap/>
+              <w:overflowPunct/>
+              <w:bidi w:val="0"/>
             </w:pPr>
           </w:p>
         </w:tc>
@@ -982,6 +1156,13 @@
           </w:tcPr>
           <w:p>
             <w:pPr>
+              <w:keepNext w:val="0"/>
+              <w:keepLines w:val="0"/>
+              <w:pageBreakBefore w:val="0"/>
+              <w:widowControl w:val="0"/>
+              <w:wordWrap/>
+              <w:overflowPunct/>
+              <w:bidi w:val="0"/>
               <w:spacing w:before="172" w:line="228" w:lineRule="auto"/>
               <w:ind w:left="313"/>
             </w:pPr>
@@ -993,6 +1174,13 @@
           </w:tcPr>
           <w:p>
             <w:pPr>
+              <w:keepNext w:val="0"/>
+              <w:keepLines w:val="0"/>
+              <w:pageBreakBefore w:val="0"/>
+              <w:widowControl w:val="0"/>
+              <w:wordWrap/>
+              <w:overflowPunct/>
+              <w:bidi w:val="0"/>
               <w:spacing w:before="172" w:line="228" w:lineRule="auto"/>
               <w:ind w:left="313"/>
             </w:pPr>
@@ -1005,6 +1193,13 @@
           <w:p>
             <w:pPr>
               <w:pStyle w:val="27"/>
+              <w:keepNext w:val="0"/>
+              <w:keepLines w:val="0"/>
+              <w:pageBreakBefore w:val="0"/>
+              <w:widowControl w:val="0"/>
+              <w:wordWrap/>
+              <w:overflowPunct/>
+              <w:bidi w:val="0"/>
             </w:pPr>
           </w:p>
         </w:tc>
@@ -1036,6 +1231,13 @@
           <w:p>
             <w:pPr>
               <w:pStyle w:val="27"/>
+              <w:keepNext w:val="0"/>
+              <w:keepLines w:val="0"/>
+              <w:pageBreakBefore w:val="0"/>
+              <w:widowControl w:val="0"/>
+              <w:wordWrap/>
+              <w:overflowPunct/>
+              <w:bidi w:val="0"/>
             </w:pPr>
           </w:p>
         </w:tc>
@@ -1046,6 +1248,13 @@
           <w:p>
             <w:pPr>
               <w:pStyle w:val="27"/>
+              <w:keepNext w:val="0"/>
+              <w:keepLines w:val="0"/>
+              <w:pageBreakBefore w:val="0"/>
+              <w:widowControl w:val="0"/>
+              <w:wordWrap/>
+              <w:overflowPunct/>
+              <w:bidi w:val="0"/>
             </w:pPr>
           </w:p>
         </w:tc>
@@ -1056,6 +1265,13 @@
           <w:p>
             <w:pPr>
               <w:pStyle w:val="27"/>
+              <w:keepNext w:val="0"/>
+              <w:keepLines w:val="0"/>
+              <w:pageBreakBefore w:val="0"/>
+              <w:widowControl w:val="0"/>
+              <w:wordWrap/>
+              <w:overflowPunct/>
+              <w:bidi w:val="0"/>
             </w:pPr>
           </w:p>
         </w:tc>
@@ -1065,6 +1281,13 @@
           </w:tcPr>
           <w:p>
             <w:pPr>
+              <w:keepNext w:val="0"/>
+              <w:keepLines w:val="0"/>
+              <w:pageBreakBefore w:val="0"/>
+              <w:widowControl w:val="0"/>
+              <w:wordWrap/>
+              <w:overflowPunct/>
+              <w:bidi w:val="0"/>
               <w:spacing w:before="173" w:line="229" w:lineRule="auto"/>
               <w:ind w:left="314"/>
             </w:pPr>
@@ -1076,6 +1299,13 @@
           </w:tcPr>
           <w:p>
             <w:pPr>
+              <w:keepNext w:val="0"/>
+              <w:keepLines w:val="0"/>
+              <w:pageBreakBefore w:val="0"/>
+              <w:widowControl w:val="0"/>
+              <w:wordWrap/>
+              <w:overflowPunct/>
+              <w:bidi w:val="0"/>
               <w:spacing w:before="173" w:line="229" w:lineRule="auto"/>
               <w:ind w:left="314"/>
             </w:pPr>
@@ -1088,6 +1318,13 @@
           <w:p>
             <w:pPr>
               <w:pStyle w:val="27"/>
+              <w:keepNext w:val="0"/>
+              <w:keepLines w:val="0"/>
+              <w:pageBreakBefore w:val="0"/>
+              <w:widowControl w:val="0"/>
+              <w:wordWrap/>
+              <w:overflowPunct/>
+              <w:bidi w:val="0"/>
             </w:pPr>
           </w:p>
         </w:tc>
@@ -1119,6 +1356,13 @@
           <w:p>
             <w:pPr>
               <w:pStyle w:val="27"/>
+              <w:keepNext w:val="0"/>
+              <w:keepLines w:val="0"/>
+              <w:pageBreakBefore w:val="0"/>
+              <w:widowControl w:val="0"/>
+              <w:wordWrap/>
+              <w:overflowPunct/>
+              <w:bidi w:val="0"/>
             </w:pPr>
           </w:p>
         </w:tc>
@@ -1129,6 +1373,13 @@
           <w:p>
             <w:pPr>
               <w:pStyle w:val="27"/>
+              <w:keepNext w:val="0"/>
+              <w:keepLines w:val="0"/>
+              <w:pageBreakBefore w:val="0"/>
+              <w:widowControl w:val="0"/>
+              <w:wordWrap/>
+              <w:overflowPunct/>
+              <w:bidi w:val="0"/>
             </w:pPr>
           </w:p>
         </w:tc>
@@ -1139,6 +1390,13 @@
           <w:p>
             <w:pPr>
               <w:pStyle w:val="27"/>
+              <w:keepNext w:val="0"/>
+              <w:keepLines w:val="0"/>
+              <w:pageBreakBefore w:val="0"/>
+              <w:widowControl w:val="0"/>
+              <w:wordWrap/>
+              <w:overflowPunct/>
+              <w:bidi w:val="0"/>
             </w:pPr>
           </w:p>
         </w:tc>
@@ -1149,6 +1407,13 @@
           <w:p>
             <w:pPr>
               <w:pStyle w:val="27"/>
+              <w:keepNext w:val="0"/>
+              <w:keepLines w:val="0"/>
+              <w:pageBreakBefore w:val="0"/>
+              <w:widowControl w:val="0"/>
+              <w:wordWrap/>
+              <w:overflowPunct/>
+              <w:bidi w:val="0"/>
             </w:pPr>
           </w:p>
         </w:tc>
@@ -1159,6 +1424,13 @@
           <w:p>
             <w:pPr>
               <w:pStyle w:val="27"/>
+              <w:keepNext w:val="0"/>
+              <w:keepLines w:val="0"/>
+              <w:pageBreakBefore w:val="0"/>
+              <w:widowControl w:val="0"/>
+              <w:wordWrap/>
+              <w:overflowPunct/>
+              <w:bidi w:val="0"/>
             </w:pPr>
           </w:p>
         </w:tc>
@@ -1169,6 +1441,13 @@
           <w:p>
             <w:pPr>
               <w:pStyle w:val="27"/>
+              <w:keepNext w:val="0"/>
+              <w:keepLines w:val="0"/>
+              <w:pageBreakBefore w:val="0"/>
+              <w:widowControl w:val="0"/>
+              <w:wordWrap/>
+              <w:overflowPunct/>
+              <w:bidi w:val="0"/>
             </w:pPr>
           </w:p>
         </w:tc>
@@ -1200,6 +1479,13 @@
           <w:p>
             <w:pPr>
               <w:pStyle w:val="27"/>
+              <w:keepNext w:val="0"/>
+              <w:keepLines w:val="0"/>
+              <w:pageBreakBefore w:val="0"/>
+              <w:widowControl w:val="0"/>
+              <w:wordWrap/>
+              <w:overflowPunct/>
+              <w:bidi w:val="0"/>
             </w:pPr>
           </w:p>
         </w:tc>
@@ -1210,6 +1496,13 @@
           <w:p>
             <w:pPr>
               <w:pStyle w:val="27"/>
+              <w:keepNext w:val="0"/>
+              <w:keepLines w:val="0"/>
+              <w:pageBreakBefore w:val="0"/>
+              <w:widowControl w:val="0"/>
+              <w:wordWrap/>
+              <w:overflowPunct/>
+              <w:bidi w:val="0"/>
             </w:pPr>
           </w:p>
         </w:tc>
@@ -1220,6 +1513,13 @@
           <w:p>
             <w:pPr>
               <w:pStyle w:val="27"/>
+              <w:keepNext w:val="0"/>
+              <w:keepLines w:val="0"/>
+              <w:pageBreakBefore w:val="0"/>
+              <w:widowControl w:val="0"/>
+              <w:wordWrap/>
+              <w:overflowPunct/>
+              <w:bidi w:val="0"/>
             </w:pPr>
           </w:p>
         </w:tc>
@@ -1230,6 +1530,13 @@
           <w:p>
             <w:pPr>
               <w:pStyle w:val="27"/>
+              <w:keepNext w:val="0"/>
+              <w:keepLines w:val="0"/>
+              <w:pageBreakBefore w:val="0"/>
+              <w:widowControl w:val="0"/>
+              <w:wordWrap/>
+              <w:overflowPunct/>
+              <w:bidi w:val="0"/>
             </w:pPr>
           </w:p>
         </w:tc>
@@ -1240,6 +1547,13 @@
           <w:p>
             <w:pPr>
               <w:pStyle w:val="27"/>
+              <w:keepNext w:val="0"/>
+              <w:keepLines w:val="0"/>
+              <w:pageBreakBefore w:val="0"/>
+              <w:widowControl w:val="0"/>
+              <w:wordWrap/>
+              <w:overflowPunct/>
+              <w:bidi w:val="0"/>
             </w:pPr>
           </w:p>
         </w:tc>
@@ -1250,6 +1564,13 @@
           <w:p>
             <w:pPr>
               <w:pStyle w:val="27"/>
+              <w:keepNext w:val="0"/>
+              <w:keepLines w:val="0"/>
+              <w:pageBreakBefore w:val="0"/>
+              <w:widowControl w:val="0"/>
+              <w:wordWrap/>
+              <w:overflowPunct/>
+              <w:bidi w:val="0"/>
             </w:pPr>
           </w:p>
         </w:tc>
@@ -1281,6 +1602,13 @@
           <w:p>
             <w:pPr>
               <w:pStyle w:val="27"/>
+              <w:keepNext w:val="0"/>
+              <w:keepLines w:val="0"/>
+              <w:pageBreakBefore w:val="0"/>
+              <w:widowControl w:val="0"/>
+              <w:wordWrap/>
+              <w:overflowPunct/>
+              <w:bidi w:val="0"/>
             </w:pPr>
           </w:p>
         </w:tc>
@@ -1291,6 +1619,13 @@
           <w:p>
             <w:pPr>
               <w:pStyle w:val="27"/>
+              <w:keepNext w:val="0"/>
+              <w:keepLines w:val="0"/>
+              <w:pageBreakBefore w:val="0"/>
+              <w:widowControl w:val="0"/>
+              <w:wordWrap/>
+              <w:overflowPunct/>
+              <w:bidi w:val="0"/>
             </w:pPr>
           </w:p>
         </w:tc>
@@ -1301,6 +1636,13 @@
           <w:p>
             <w:pPr>
               <w:pStyle w:val="27"/>
+              <w:keepNext w:val="0"/>
+              <w:keepLines w:val="0"/>
+              <w:pageBreakBefore w:val="0"/>
+              <w:widowControl w:val="0"/>
+              <w:wordWrap/>
+              <w:overflowPunct/>
+              <w:bidi w:val="0"/>
             </w:pPr>
           </w:p>
         </w:tc>
@@ -1311,6 +1653,13 @@
           <w:p>
             <w:pPr>
               <w:pStyle w:val="27"/>
+              <w:keepNext w:val="0"/>
+              <w:keepLines w:val="0"/>
+              <w:pageBreakBefore w:val="0"/>
+              <w:widowControl w:val="0"/>
+              <w:wordWrap/>
+              <w:overflowPunct/>
+              <w:bidi w:val="0"/>
             </w:pPr>
           </w:p>
         </w:tc>
@@ -1321,6 +1670,13 @@
           <w:p>
             <w:pPr>
               <w:pStyle w:val="27"/>
+              <w:keepNext w:val="0"/>
+              <w:keepLines w:val="0"/>
+              <w:pageBreakBefore w:val="0"/>
+              <w:widowControl w:val="0"/>
+              <w:wordWrap/>
+              <w:overflowPunct/>
+              <w:bidi w:val="0"/>
             </w:pPr>
           </w:p>
         </w:tc>
@@ -1331,12 +1687,28 @@
           <w:p>
             <w:pPr>
               <w:pStyle w:val="27"/>
+              <w:keepNext w:val="0"/>
+              <w:keepLines w:val="0"/>
+              <w:pageBreakBefore w:val="0"/>
+              <w:widowControl w:val="0"/>
+              <w:wordWrap/>
+              <w:overflowPunct/>
+              <w:bidi w:val="0"/>
             </w:pPr>
           </w:p>
         </w:tc>
       </w:tr>
     </w:tbl>
     <w:p>
+      <w:pPr>
+        <w:keepNext w:val="0"/>
+        <w:keepLines w:val="0"/>
+        <w:pageBreakBefore w:val="0"/>
+        <w:widowControl w:val="0"/>
+        <w:wordWrap/>
+        <w:overflowPunct/>
+        <w:bidi w:val="0"/>
+      </w:pPr>
       <w:r>
         <w:br w:type="page"/>
       </w:r>
@@ -1372,6 +1744,13 @@
       <w:sdtContent>
         <w:p>
           <w:pPr>
+            <w:keepNext w:val="0"/>
+            <w:keepLines w:val="0"/>
+            <w:pageBreakBefore w:val="0"/>
+            <w:widowControl w:val="0"/>
+            <w:wordWrap/>
+            <w:overflowPunct/>
+            <w:bidi w:val="0"/>
             <w:spacing w:before="0" w:beforeLines="0" w:after="0" w:afterLines="0" w:line="240" w:lineRule="auto"/>
             <w:ind w:left="0" w:leftChars="0" w:right="0" w:rightChars="0" w:firstLine="0" w:firstLineChars="0"/>
             <w:jc w:val="center"/>
@@ -1391,6 +1770,8 @@
               <w:tab w:val="right" w:leader="dot" w:pos="8306"/>
             </w:tabs>
           </w:pPr>
+          <w:bookmarkStart w:id="35" w:name="_GoBack"/>
+          <w:bookmarkEnd w:id="35"/>
           <w:r>
             <w:fldChar w:fldCharType="begin"/>
           </w:r>
@@ -1404,7 +1785,7 @@
             <w:fldChar w:fldCharType="begin"/>
           </w:r>
           <w:r>
-            <w:instrText xml:space="preserve"> HYPERLINK \l _Toc25155 </w:instrText>
+            <w:instrText xml:space="preserve"> HYPERLINK \l _Toc3705 </w:instrText>
           </w:r>
           <w:r>
             <w:fldChar w:fldCharType="separate"/>
@@ -1423,7 +1804,7 @@
             <w:fldChar w:fldCharType="begin"/>
           </w:r>
           <w:r>
-            <w:instrText xml:space="preserve"> PAGEREF _Toc25155 \h </w:instrText>
+            <w:instrText xml:space="preserve"> PAGEREF _Toc3705 \h </w:instrText>
           </w:r>
           <w:r>
             <w:fldChar w:fldCharType="separate"/>
@@ -1449,7 +1830,7 @@
             <w:fldChar w:fldCharType="begin"/>
           </w:r>
           <w:r>
-            <w:instrText xml:space="preserve"> HYPERLINK \l _Toc26053 </w:instrText>
+            <w:instrText xml:space="preserve"> HYPERLINK \l _Toc26576 </w:instrText>
           </w:r>
           <w:r>
             <w:fldChar w:fldCharType="separate"/>
@@ -1468,7 +1849,7 @@
             <w:fldChar w:fldCharType="begin"/>
           </w:r>
           <w:r>
-            <w:instrText xml:space="preserve"> PAGEREF _Toc26053 \h </w:instrText>
+            <w:instrText xml:space="preserve"> PAGEREF _Toc26576 \h </w:instrText>
           </w:r>
           <w:r>
             <w:fldChar w:fldCharType="separate"/>
@@ -1494,7 +1875,7 @@
             <w:fldChar w:fldCharType="begin"/>
           </w:r>
           <w:r>
-            <w:instrText xml:space="preserve"> HYPERLINK \l _Toc32015 </w:instrText>
+            <w:instrText xml:space="preserve"> HYPERLINK \l _Toc3552 </w:instrText>
           </w:r>
           <w:r>
             <w:fldChar w:fldCharType="separate"/>
@@ -1515,7 +1896,7 @@
             <w:fldChar w:fldCharType="begin"/>
           </w:r>
           <w:r>
-            <w:instrText xml:space="preserve"> PAGEREF _Toc32015 \h </w:instrText>
+            <w:instrText xml:space="preserve"> PAGEREF _Toc3552 \h </w:instrText>
           </w:r>
           <w:r>
             <w:fldChar w:fldCharType="separate"/>
@@ -1541,7 +1922,7 @@
             <w:fldChar w:fldCharType="begin"/>
           </w:r>
           <w:r>
-            <w:instrText xml:space="preserve"> HYPERLINK \l _Toc26610 </w:instrText>
+            <w:instrText xml:space="preserve"> HYPERLINK \l _Toc28579 </w:instrText>
           </w:r>
           <w:r>
             <w:fldChar w:fldCharType="separate"/>
@@ -1567,7 +1948,7 @@
             <w:fldChar w:fldCharType="begin"/>
           </w:r>
           <w:r>
-            <w:instrText xml:space="preserve"> PAGEREF _Toc26610 \h </w:instrText>
+            <w:instrText xml:space="preserve"> PAGEREF _Toc28579 \h </w:instrText>
           </w:r>
           <w:r>
             <w:fldChar w:fldCharType="separate"/>
@@ -1593,7 +1974,7 @@
             <w:fldChar w:fldCharType="begin"/>
           </w:r>
           <w:r>
-            <w:instrText xml:space="preserve"> HYPERLINK \l _Toc4732 </w:instrText>
+            <w:instrText xml:space="preserve"> HYPERLINK \l _Toc20470 </w:instrText>
           </w:r>
           <w:r>
             <w:fldChar w:fldCharType="separate"/>
@@ -1621,7 +2002,7 @@
             <w:fldChar w:fldCharType="begin"/>
           </w:r>
           <w:r>
-            <w:instrText xml:space="preserve"> PAGEREF _Toc4732 \h </w:instrText>
+            <w:instrText xml:space="preserve"> PAGEREF _Toc20470 \h </w:instrText>
           </w:r>
           <w:r>
             <w:fldChar w:fldCharType="separate"/>
@@ -1647,7 +2028,7 @@
             <w:fldChar w:fldCharType="begin"/>
           </w:r>
           <w:r>
-            <w:instrText xml:space="preserve"> HYPERLINK \l _Toc6398 </w:instrText>
+            <w:instrText xml:space="preserve"> HYPERLINK \l _Toc23001 </w:instrText>
           </w:r>
           <w:r>
             <w:fldChar w:fldCharType="separate"/>
@@ -1673,7 +2054,7 @@
             <w:fldChar w:fldCharType="begin"/>
           </w:r>
           <w:r>
-            <w:instrText xml:space="preserve"> PAGEREF _Toc6398 \h </w:instrText>
+            <w:instrText xml:space="preserve"> PAGEREF _Toc23001 \h </w:instrText>
           </w:r>
           <w:r>
             <w:fldChar w:fldCharType="separate"/>
@@ -1699,7 +2080,7 @@
             <w:fldChar w:fldCharType="begin"/>
           </w:r>
           <w:r>
-            <w:instrText xml:space="preserve"> HYPERLINK \l _Toc23544 </w:instrText>
+            <w:instrText xml:space="preserve"> HYPERLINK \l _Toc18565 </w:instrText>
           </w:r>
           <w:r>
             <w:fldChar w:fldCharType="separate"/>
@@ -1725,7 +2106,7 @@
             <w:fldChar w:fldCharType="begin"/>
           </w:r>
           <w:r>
-            <w:instrText xml:space="preserve"> PAGEREF _Toc23544 \h </w:instrText>
+            <w:instrText xml:space="preserve"> PAGEREF _Toc18565 \h </w:instrText>
           </w:r>
           <w:r>
             <w:fldChar w:fldCharType="separate"/>
@@ -1751,7 +2132,7 @@
             <w:fldChar w:fldCharType="begin"/>
           </w:r>
           <w:r>
-            <w:instrText xml:space="preserve"> HYPERLINK \l _Toc5306 </w:instrText>
+            <w:instrText xml:space="preserve"> HYPERLINK \l _Toc28853 </w:instrText>
           </w:r>
           <w:r>
             <w:fldChar w:fldCharType="separate"/>
@@ -1772,7 +2153,7 @@
             <w:fldChar w:fldCharType="begin"/>
           </w:r>
           <w:r>
-            <w:instrText xml:space="preserve"> PAGEREF _Toc5306 \h </w:instrText>
+            <w:instrText xml:space="preserve"> PAGEREF _Toc28853 \h </w:instrText>
           </w:r>
           <w:r>
             <w:fldChar w:fldCharType="separate"/>
@@ -1798,14 +2179,14 @@
             <w:fldChar w:fldCharType="begin"/>
           </w:r>
           <w:r>
-            <w:instrText xml:space="preserve"> HYPERLINK \l _Toc5585 </w:instrText>
+            <w:instrText xml:space="preserve"> HYPERLINK \l _Toc4093 </w:instrText>
           </w:r>
           <w:r>
             <w:fldChar w:fldCharType="separate"/>
           </w:r>
           <w:r>
             <w:rPr>
-              <w:rFonts w:hint="default" w:eastAsia="宋体"/>
+              <w:rFonts w:hint="default"/>
               <w:lang w:val="en-US" w:eastAsia="zh-CN"/>
             </w:rPr>
             <w:t xml:space="preserve">5. </w:t>
@@ -1815,7 +2196,7 @@
               <w:rFonts w:hint="eastAsia"/>
               <w:lang w:val="en-US" w:eastAsia="zh-CN"/>
             </w:rPr>
-            <w:t>运维工具管理流程</w:t>
+            <w:t>运维工具分类</w:t>
           </w:r>
           <w:r>
             <w:tab/>
@@ -1824,7 +2205,7 @@
             <w:fldChar w:fldCharType="begin"/>
           </w:r>
           <w:r>
-            <w:instrText xml:space="preserve"> PAGEREF _Toc5585 \h </w:instrText>
+            <w:instrText xml:space="preserve"> PAGEREF _Toc4093 \h </w:instrText>
           </w:r>
           <w:r>
             <w:fldChar w:fldCharType="separate"/>
@@ -1850,7 +2231,7 @@
             <w:fldChar w:fldCharType="begin"/>
           </w:r>
           <w:r>
-            <w:instrText xml:space="preserve"> HYPERLINK \l _Toc16167 </w:instrText>
+            <w:instrText xml:space="preserve"> HYPERLINK \l _Toc19787 </w:instrText>
           </w:r>
           <w:r>
             <w:fldChar w:fldCharType="separate"/>
@@ -1867,7 +2248,7 @@
               <w:rFonts w:hint="eastAsia"/>
               <w:lang w:val="en-US" w:eastAsia="zh-CN"/>
             </w:rPr>
-            <w:t>工具需求识别</w:t>
+            <w:t>监控工具</w:t>
           </w:r>
           <w:r>
             <w:tab/>
@@ -1876,13 +2257,13 @@
             <w:fldChar w:fldCharType="begin"/>
           </w:r>
           <w:r>
-            <w:instrText xml:space="preserve"> PAGEREF _Toc16167 \h </w:instrText>
+            <w:instrText xml:space="preserve"> PAGEREF _Toc19787 \h </w:instrText>
           </w:r>
           <w:r>
             <w:fldChar w:fldCharType="separate"/>
           </w:r>
           <w:r>
-            <w:t>5</w:t>
+            <w:t>4</w:t>
           </w:r>
           <w:r>
             <w:fldChar w:fldCharType="end"/>
@@ -1902,7 +2283,7 @@
             <w:fldChar w:fldCharType="begin"/>
           </w:r>
           <w:r>
-            <w:instrText xml:space="preserve"> HYPERLINK \l _Toc28994 </w:instrText>
+            <w:instrText xml:space="preserve"> HYPERLINK \l _Toc23521 </w:instrText>
           </w:r>
           <w:r>
             <w:fldChar w:fldCharType="separate"/>
@@ -1912,14 +2293,7 @@
               <w:rFonts w:hint="default"/>
               <w:lang w:val="en-US" w:eastAsia="zh-CN"/>
             </w:rPr>
-            <w:t xml:space="preserve">5.2. </w:t>
-          </w:r>
-          <w:r>
-            <w:rPr>
-              <w:rFonts w:hint="eastAsia"/>
-              <w:lang w:val="en-US" w:eastAsia="zh-CN"/>
-            </w:rPr>
-            <w:t>工具研发（或采购）</w:t>
+            <w:t>5.2. 过程管理工具</w:t>
           </w:r>
           <w:r>
             <w:tab/>
@@ -1928,7 +2302,7 @@
             <w:fldChar w:fldCharType="begin"/>
           </w:r>
           <w:r>
-            <w:instrText xml:space="preserve"> PAGEREF _Toc28994 \h </w:instrText>
+            <w:instrText xml:space="preserve"> PAGEREF _Toc23521 \h </w:instrText>
           </w:r>
           <w:r>
             <w:fldChar w:fldCharType="separate"/>
@@ -1954,7 +2328,7 @@
             <w:fldChar w:fldCharType="begin"/>
           </w:r>
           <w:r>
-            <w:instrText xml:space="preserve"> HYPERLINK \l _Toc29902 </w:instrText>
+            <w:instrText xml:space="preserve"> HYPERLINK \l _Toc21711 </w:instrText>
           </w:r>
           <w:r>
             <w:fldChar w:fldCharType="separate"/>
@@ -1964,14 +2338,59 @@
               <w:rFonts w:hint="default"/>
               <w:lang w:val="en-US" w:eastAsia="zh-CN"/>
             </w:rPr>
-            <w:t xml:space="preserve">5.3. </w:t>
+            <w:t>5.3. 专用工具</w:t>
+          </w:r>
+          <w:r>
+            <w:tab/>
+          </w:r>
+          <w:r>
+            <w:fldChar w:fldCharType="begin"/>
+          </w:r>
+          <w:r>
+            <w:instrText xml:space="preserve"> PAGEREF _Toc21711 \h </w:instrText>
+          </w:r>
+          <w:r>
+            <w:fldChar w:fldCharType="separate"/>
+          </w:r>
+          <w:r>
+            <w:t>5</w:t>
+          </w:r>
+          <w:r>
+            <w:fldChar w:fldCharType="end"/>
+          </w:r>
+          <w:r>
+            <w:fldChar w:fldCharType="end"/>
+          </w:r>
+        </w:p>
+        <w:p>
+          <w:pPr>
+            <w:pStyle w:val="16"/>
+            <w:tabs>
+              <w:tab w:val="right" w:leader="dot" w:pos="8306"/>
+            </w:tabs>
+          </w:pPr>
+          <w:r>
+            <w:fldChar w:fldCharType="begin"/>
+          </w:r>
+          <w:r>
+            <w:instrText xml:space="preserve"> HYPERLINK \l _Toc21352 </w:instrText>
+          </w:r>
+          <w:r>
+            <w:fldChar w:fldCharType="separate"/>
+          </w:r>
+          <w:r>
+            <w:rPr>
+              <w:rFonts w:hint="default" w:eastAsia="宋体"/>
+              <w:lang w:val="en-US" w:eastAsia="zh-CN"/>
+            </w:rPr>
+            <w:t xml:space="preserve">6. </w:t>
           </w:r>
           <w:r>
             <w:rPr>
               <w:rFonts w:hint="eastAsia"/>
               <w:lang w:val="en-US" w:eastAsia="zh-CN"/>
             </w:rPr>
-            <w:t>工具推广使用</w:t>
+            <w:t>运维工具管理流程</w:t>
           </w:r>
           <w:r>
             <w:tab/>
@@ -1980,7 +2399,7 @@
             <w:fldChar w:fldCharType="begin"/>
           </w:r>
           <w:r>
-            <w:instrText xml:space="preserve"> PAGEREF _Toc29902 \h </w:instrText>
+            <w:instrText xml:space="preserve"> PAGEREF _Toc21352 \h </w:instrText>
           </w:r>
           <w:r>
             <w:fldChar w:fldCharType="separate"/>
@@ -2006,7 +2425,7 @@
             <w:fldChar w:fldCharType="begin"/>
           </w:r>
           <w:r>
-            <w:instrText xml:space="preserve"> HYPERLINK \l _Toc28671 </w:instrText>
+            <w:instrText xml:space="preserve"> HYPERLINK \l _Toc21796 </w:instrText>
           </w:r>
           <w:r>
             <w:fldChar w:fldCharType="separate"/>
@@ -2016,14 +2435,14 @@
               <w:rFonts w:hint="default"/>
               <w:lang w:val="en-US" w:eastAsia="zh-CN"/>
             </w:rPr>
-            <w:t xml:space="preserve">5.4. </w:t>
+            <w:t xml:space="preserve">6.1. </w:t>
           </w:r>
           <w:r>
             <w:rPr>
               <w:rFonts w:hint="eastAsia"/>
               <w:lang w:val="en-US" w:eastAsia="zh-CN"/>
             </w:rPr>
-            <w:t>工具评估改进</w:t>
+            <w:t>工具需求识别</w:t>
           </w:r>
           <w:r>
             <w:tab/>
@@ -2032,7 +2451,7 @@
             <w:fldChar w:fldCharType="begin"/>
           </w:r>
           <w:r>
-            <w:instrText xml:space="preserve"> PAGEREF _Toc28671 \h </w:instrText>
+            <w:instrText xml:space="preserve"> PAGEREF _Toc21796 \h </w:instrText>
           </w:r>
           <w:r>
             <w:fldChar w:fldCharType="separate"/>
@@ -2058,7 +2477,7 @@
             <w:fldChar w:fldCharType="begin"/>
           </w:r>
           <w:r>
-            <w:instrText xml:space="preserve"> HYPERLINK \l _Toc12955 </w:instrText>
+            <w:instrText xml:space="preserve"> HYPERLINK \l _Toc27209 </w:instrText>
           </w:r>
           <w:r>
             <w:fldChar w:fldCharType="separate"/>
@@ -2068,7 +2487,163 @@
               <w:rFonts w:hint="default"/>
               <w:lang w:val="en-US" w:eastAsia="zh-CN"/>
             </w:rPr>
-            <w:t xml:space="preserve">5.5. </w:t>
+            <w:t xml:space="preserve">6.2. </w:t>
+          </w:r>
+          <w:r>
+            <w:rPr>
+              <w:rFonts w:hint="eastAsia"/>
+              <w:lang w:val="en-US" w:eastAsia="zh-CN"/>
+            </w:rPr>
+            <w:t>工具研发（或采购）</w:t>
+          </w:r>
+          <w:r>
+            <w:tab/>
+          </w:r>
+          <w:r>
+            <w:fldChar w:fldCharType="begin"/>
+          </w:r>
+          <w:r>
+            <w:instrText xml:space="preserve"> PAGEREF _Toc27209 \h </w:instrText>
+          </w:r>
+          <w:r>
+            <w:fldChar w:fldCharType="separate"/>
+          </w:r>
+          <w:r>
+            <w:t>5</w:t>
+          </w:r>
+          <w:r>
+            <w:fldChar w:fldCharType="end"/>
+          </w:r>
+          <w:r>
+            <w:fldChar w:fldCharType="end"/>
+          </w:r>
+        </w:p>
+        <w:p>
+          <w:pPr>
+            <w:pStyle w:val="17"/>
+            <w:tabs>
+              <w:tab w:val="right" w:leader="dot" w:pos="8306"/>
+            </w:tabs>
+          </w:pPr>
+          <w:r>
+            <w:fldChar w:fldCharType="begin"/>
+          </w:r>
+          <w:r>
+            <w:instrText xml:space="preserve"> HYPERLINK \l _Toc25346 </w:instrText>
+          </w:r>
+          <w:r>
+            <w:fldChar w:fldCharType="separate"/>
+          </w:r>
+          <w:r>
+            <w:rPr>
+              <w:rFonts w:hint="default"/>
+              <w:lang w:val="en-US" w:eastAsia="zh-CN"/>
+            </w:rPr>
+            <w:t xml:space="preserve">6.3. </w:t>
+          </w:r>
+          <w:r>
+            <w:rPr>
+              <w:rFonts w:hint="eastAsia"/>
+              <w:lang w:val="en-US" w:eastAsia="zh-CN"/>
+            </w:rPr>
+            <w:t>工具管理与推广</w:t>
+          </w:r>
+          <w:r>
+            <w:tab/>
+          </w:r>
+          <w:r>
+            <w:fldChar w:fldCharType="begin"/>
+          </w:r>
+          <w:r>
+            <w:instrText xml:space="preserve"> PAGEREF _Toc25346 \h </w:instrText>
+          </w:r>
+          <w:r>
+            <w:fldChar w:fldCharType="separate"/>
+          </w:r>
+          <w:r>
+            <w:t>6</w:t>
+          </w:r>
+          <w:r>
+            <w:fldChar w:fldCharType="end"/>
+          </w:r>
+          <w:r>
+            <w:fldChar w:fldCharType="end"/>
+          </w:r>
+        </w:p>
+        <w:p>
+          <w:pPr>
+            <w:pStyle w:val="17"/>
+            <w:tabs>
+              <w:tab w:val="right" w:leader="dot" w:pos="8306"/>
+            </w:tabs>
+          </w:pPr>
+          <w:r>
+            <w:fldChar w:fldCharType="begin"/>
+          </w:r>
+          <w:r>
+            <w:instrText xml:space="preserve"> HYPERLINK \l _Toc31438 </w:instrText>
+          </w:r>
+          <w:r>
+            <w:fldChar w:fldCharType="separate"/>
+          </w:r>
+          <w:r>
+            <w:rPr>
+              <w:rFonts w:hint="default"/>
+              <w:lang w:val="en-US" w:eastAsia="zh-CN"/>
+            </w:rPr>
+            <w:t xml:space="preserve">6.4. </w:t>
+          </w:r>
+          <w:r>
+            <w:rPr>
+              <w:rFonts w:hint="eastAsia"/>
+              <w:lang w:val="en-US" w:eastAsia="zh-CN"/>
+            </w:rPr>
+            <w:t>工具评估改进</w:t>
+          </w:r>
+          <w:r>
+            <w:tab/>
+          </w:r>
+          <w:r>
+            <w:fldChar w:fldCharType="begin"/>
+          </w:r>
+          <w:r>
+            <w:instrText xml:space="preserve"> PAGEREF _Toc31438 \h </w:instrText>
+          </w:r>
+          <w:r>
+            <w:fldChar w:fldCharType="separate"/>
+          </w:r>
+          <w:r>
+            <w:t>6</w:t>
+          </w:r>
+          <w:r>
+            <w:fldChar w:fldCharType="end"/>
+          </w:r>
+          <w:r>
+            <w:fldChar w:fldCharType="end"/>
+          </w:r>
+        </w:p>
+        <w:p>
+          <w:pPr>
+            <w:pStyle w:val="17"/>
+            <w:tabs>
+              <w:tab w:val="right" w:leader="dot" w:pos="8306"/>
+            </w:tabs>
+          </w:pPr>
+          <w:r>
+            <w:fldChar w:fldCharType="begin"/>
+          </w:r>
+          <w:r>
+            <w:instrText xml:space="preserve"> HYPERLINK \l _Toc28208 </w:instrText>
+          </w:r>
+          <w:r>
+            <w:fldChar w:fldCharType="separate"/>
+          </w:r>
+          <w:r>
+            <w:rPr>
+              <w:rFonts w:hint="default"/>
+              <w:lang w:val="en-US" w:eastAsia="zh-CN"/>
+            </w:rPr>
+            <w:t xml:space="preserve">6.5. </w:t>
           </w:r>
           <w:r>
             <w:rPr>
@@ -2084,7 +2659,7 @@
             <w:fldChar w:fldCharType="begin"/>
           </w:r>
           <w:r>
-            <w:instrText xml:space="preserve"> PAGEREF _Toc12955 \h </w:instrText>
+            <w:instrText xml:space="preserve"> PAGEREF _Toc28208 \h </w:instrText>
           </w:r>
           <w:r>
             <w:fldChar w:fldCharType="separate"/>
@@ -2110,7 +2685,7 @@
             <w:fldChar w:fldCharType="begin"/>
           </w:r>
           <w:r>
-            <w:instrText xml:space="preserve"> HYPERLINK \l _Toc15658 </w:instrText>
+            <w:instrText xml:space="preserve"> HYPERLINK \l _Toc24997 </w:instrText>
           </w:r>
           <w:r>
             <w:fldChar w:fldCharType="separate"/>
@@ -2120,7 +2695,7 @@
               <w:rFonts w:hint="default"/>
               <w:lang w:val="en-US" w:eastAsia="zh-CN"/>
             </w:rPr>
-            <w:t xml:space="preserve">6. </w:t>
+            <w:t xml:space="preserve">7. </w:t>
           </w:r>
           <w:r>
             <w:rPr>
@@ -2136,7 +2711,7 @@
             <w:fldChar w:fldCharType="begin"/>
           </w:r>
           <w:r>
-            <w:instrText xml:space="preserve"> PAGEREF _Toc15658 \h </w:instrText>
+            <w:instrText xml:space="preserve"> PAGEREF _Toc24997 \h </w:instrText>
           </w:r>
           <w:r>
             <w:fldChar w:fldCharType="separate"/>
@@ -2162,7 +2737,7 @@
             <w:fldChar w:fldCharType="begin"/>
           </w:r>
           <w:r>
-            <w:instrText xml:space="preserve"> HYPERLINK \l _Toc6534 </w:instrText>
+            <w:instrText xml:space="preserve"> HYPERLINK \l _Toc25763 </w:instrText>
           </w:r>
           <w:r>
             <w:fldChar w:fldCharType="separate"/>
@@ -2172,7 +2747,7 @@
               <w:rFonts w:hint="default"/>
               <w:lang w:val="en-US" w:eastAsia="zh-CN"/>
             </w:rPr>
-            <w:t xml:space="preserve">7. </w:t>
+            <w:t xml:space="preserve">8. </w:t>
           </w:r>
           <w:r>
             <w:rPr>
@@ -2188,13 +2763,13 @@
             <w:fldChar w:fldCharType="begin"/>
           </w:r>
           <w:r>
-            <w:instrText xml:space="preserve"> PAGEREF _Toc6534 \h </w:instrText>
+            <w:instrText xml:space="preserve"> PAGEREF _Toc25763 \h </w:instrText>
           </w:r>
           <w:r>
             <w:fldChar w:fldCharType="separate"/>
           </w:r>
           <w:r>
-            <w:t>6</w:t>
+            <w:t>7</w:t>
           </w:r>
           <w:r>
             <w:fldChar w:fldCharType="end"/>
@@ -2214,7 +2789,7 @@
             <w:fldChar w:fldCharType="begin"/>
           </w:r>
           <w:r>
-            <w:instrText xml:space="preserve"> HYPERLINK \l _Toc30413 </w:instrText>
+            <w:instrText xml:space="preserve"> HYPERLINK \l _Toc12549 </w:instrText>
           </w:r>
           <w:r>
             <w:fldChar w:fldCharType="separate"/>
@@ -2224,7 +2799,7 @@
               <w:rFonts w:hint="default"/>
               <w:lang w:val="en-US" w:eastAsia="zh-CN"/>
             </w:rPr>
-            <w:t xml:space="preserve">8. </w:t>
+            <w:t xml:space="preserve">9. </w:t>
           </w:r>
           <w:r>
             <w:rPr>
@@ -2240,13 +2815,13 @@
             <w:fldChar w:fldCharType="begin"/>
           </w:r>
           <w:r>
-            <w:instrText xml:space="preserve"> PAGEREF _Toc30413 \h </w:instrText>
+            <w:instrText xml:space="preserve"> PAGEREF _Toc12549 \h </w:instrText>
           </w:r>
           <w:r>
             <w:fldChar w:fldCharType="separate"/>
           </w:r>
           <w:r>
-            <w:t>6</w:t>
+            <w:t>7</w:t>
           </w:r>
           <w:r>
             <w:fldChar w:fldCharType="end"/>
@@ -2256,14 +2831,42 @@
           </w:r>
         </w:p>
         <w:p>
+          <w:pPr>
+            <w:keepNext w:val="0"/>
+            <w:keepLines w:val="0"/>
+            <w:pageBreakBefore w:val="0"/>
+            <w:widowControl w:val="0"/>
+            <w:wordWrap/>
+            <w:overflowPunct/>
+            <w:bidi w:val="0"/>
+          </w:pPr>
           <w:r>
             <w:fldChar w:fldCharType="end"/>
           </w:r>
         </w:p>
       </w:sdtContent>
     </w:sdt>
-    <w:p/>
-    <w:p>
+    <w:p>
+      <w:pPr>
+        <w:keepNext w:val="0"/>
+        <w:keepLines w:val="0"/>
+        <w:pageBreakBefore w:val="0"/>
+        <w:widowControl w:val="0"/>
+        <w:wordWrap/>
+        <w:overflowPunct/>
+        <w:bidi w:val="0"/>
+      </w:pPr>
+    </w:p>
+    <w:p>
+      <w:pPr>
+        <w:keepNext w:val="0"/>
+        <w:keepLines w:val="0"/>
+        <w:pageBreakBefore w:val="0"/>
+        <w:widowControl w:val="0"/>
+        <w:wordWrap/>
+        <w:overflowPunct/>
+        <w:bidi w:val="0"/>
+      </w:pPr>
       <w:r>
         <w:br w:type="page"/>
       </w:r>
@@ -2271,10 +2874,16 @@
     <w:p>
       <w:pPr>
         <w:pStyle w:val="28"/>
+        <w:keepNext w:val="0"/>
+        <w:keepLines w:val="0"/>
+        <w:pageBreakBefore w:val="0"/>
+        <w:widowControl w:val="0"/>
+        <w:wordWrap/>
+        <w:overflowPunct/>
         <w:bidi w:val="0"/>
       </w:pPr>
-      <w:bookmarkStart w:id="4" w:name="_Toc32015"/>
-      <w:bookmarkStart w:id="5" w:name="_Toc28077"/>
+      <w:bookmarkStart w:id="4" w:name="_Toc28077"/>
+      <w:bookmarkStart w:id="5" w:name="_Toc3552"/>
       <w:r>
         <w:t>目的</w:t>
       </w:r>
@@ -2283,6 +2892,13 @@
     </w:p>
     <w:p>
       <w:pPr>
+        <w:keepNext w:val="0"/>
+        <w:keepLines w:val="0"/>
+        <w:pageBreakBefore w:val="0"/>
+        <w:widowControl w:val="0"/>
+        <w:wordWrap/>
+        <w:overflowPunct/>
+        <w:bidi w:val="0"/>
         <w:spacing w:before="264" w:line="362" w:lineRule="auto"/>
         <w:ind w:left="23" w:right="213" w:firstLine="360"/>
         <w:rPr>
@@ -2311,14 +2927,21 @@
     <w:p>
       <w:pPr>
         <w:pStyle w:val="28"/>
+        <w:keepNext w:val="0"/>
+        <w:keepLines w:val="0"/>
+        <w:pageBreakBefore w:val="0"/>
+        <w:widowControl w:val="0"/>
+        <w:wordWrap/>
+        <w:overflowPunct/>
         <w:bidi w:val="0"/>
         <w:rPr>
           <w:rFonts w:hint="eastAsia"/>
           <w:lang w:val="en-US" w:eastAsia="zh-CN"/>
         </w:rPr>
       </w:pPr>
-      <w:bookmarkStart w:id="6" w:name="_Toc26608"/>
-      <w:bookmarkStart w:id="7" w:name="_Toc14615"/>
+      <w:bookmarkStart w:id="6" w:name="_Toc14615"/>
+      <w:bookmarkStart w:id="7" w:name="_Toc26608"/>
+      <w:bookmarkStart w:id="8" w:name="_Toc28579"/>
       <w:r>
         <w:rPr>
           <w:rFonts w:hint="eastAsia"/>
@@ -2328,10 +2951,17 @@
       </w:r>
       <w:bookmarkEnd w:id="6"/>
       <w:bookmarkEnd w:id="7"/>
+      <w:bookmarkEnd w:id="8"/>
     </w:p>
     <w:p>
       <w:pPr>
         <w:pStyle w:val="29"/>
+        <w:keepNext w:val="0"/>
+        <w:keepLines w:val="0"/>
+        <w:pageBreakBefore w:val="0"/>
+        <w:widowControl w:val="0"/>
+        <w:wordWrap/>
+        <w:overflowPunct/>
         <w:bidi w:val="0"/>
         <w:rPr>
           <w:rFonts w:hint="eastAsia"/>
@@ -2348,10 +2978,16 @@
     <w:p>
       <w:pPr>
         <w:pStyle w:val="28"/>
+        <w:keepNext w:val="0"/>
+        <w:keepLines w:val="0"/>
+        <w:pageBreakBefore w:val="0"/>
+        <w:widowControl w:val="0"/>
+        <w:wordWrap/>
+        <w:overflowPunct/>
         <w:bidi w:val="0"/>
       </w:pPr>
-      <w:bookmarkStart w:id="8" w:name="_Toc4732"/>
       <w:bookmarkStart w:id="9" w:name="_Toc30539"/>
+      <w:bookmarkStart w:id="10" w:name="_Toc20470"/>
       <w:r>
         <w:rPr>
           <w:rFonts w:hint="eastAsia"/>
@@ -2362,12 +2998,19 @@
       <w:r>
         <w:t>范围</w:t>
       </w:r>
-      <w:bookmarkEnd w:id="8"/>
       <w:bookmarkEnd w:id="9"/>
+      <w:bookmarkEnd w:id="10"/>
     </w:p>
     <w:p>
       <w:pPr>
         <w:pStyle w:val="29"/>
+        <w:keepNext w:val="0"/>
+        <w:keepLines w:val="0"/>
+        <w:pageBreakBefore w:val="0"/>
+        <w:widowControl w:val="0"/>
+        <w:wordWrap/>
+        <w:overflowPunct/>
+        <w:bidi w:val="0"/>
         <w:rPr>
           <w:rFonts w:hint="eastAsia" w:eastAsia="宋体"/>
           <w:lang w:val="en-US" w:eastAsia="zh-CN"/>
@@ -2396,49 +3039,61 @@
     <w:p>
       <w:pPr>
         <w:pStyle w:val="28"/>
-        <w:bidi w:val="0"/>
-        <w:rPr>
-          <w:rFonts w:hint="eastAsia"/>
-          <w:lang w:val="en-US" w:eastAsia="zh-CN"/>
-        </w:rPr>
-      </w:pPr>
-      <w:bookmarkStart w:id="10" w:name="_Toc6398"/>
-      <w:bookmarkStart w:id="11" w:name="_Toc7692"/>
-      <w:r>
-        <w:rPr>
-          <w:rFonts w:hint="eastAsia"/>
-          <w:lang w:val="en-US" w:eastAsia="zh-CN"/>
-        </w:rPr>
-        <w:t>岗位职责</w:t>
-      </w:r>
-      <w:bookmarkEnd w:id="10"/>
-      <w:bookmarkEnd w:id="11"/>
-    </w:p>
-    <w:p>
-      <w:pPr>
-        <w:pStyle w:val="30"/>
-        <w:bidi w:val="0"/>
-        <w:rPr>
-          <w:rFonts w:hint="eastAsia"/>
-          <w:lang w:val="en-US" w:eastAsia="zh-CN"/>
-        </w:rPr>
-      </w:pPr>
-      <w:bookmarkStart w:id="12" w:name="_Toc23544"/>
-      <w:r>
-        <w:rPr>
-          <w:rFonts w:hint="eastAsia"/>
-          <w:lang w:val="en-US" w:eastAsia="zh-CN"/>
-        </w:rPr>
-        <w:t>研发组</w:t>
-      </w:r>
-      <w:bookmarkEnd w:id="12"/>
-    </w:p>
-    <w:p>
-      <w:pPr>
         <w:keepNext w:val="0"/>
         <w:keepLines w:val="0"/>
         <w:pageBreakBefore w:val="0"/>
-        <w:widowControl/>
+        <w:widowControl w:val="0"/>
+        <w:wordWrap/>
+        <w:overflowPunct/>
+        <w:bidi w:val="0"/>
+        <w:rPr>
+          <w:rFonts w:hint="eastAsia"/>
+          <w:lang w:val="en-US" w:eastAsia="zh-CN"/>
+        </w:rPr>
+      </w:pPr>
+      <w:bookmarkStart w:id="11" w:name="_Toc7692"/>
+      <w:bookmarkStart w:id="12" w:name="_Toc23001"/>
+      <w:r>
+        <w:rPr>
+          <w:rFonts w:hint="eastAsia"/>
+          <w:lang w:val="en-US" w:eastAsia="zh-CN"/>
+        </w:rPr>
+        <w:t>岗位职责</w:t>
+      </w:r>
+      <w:bookmarkEnd w:id="11"/>
+      <w:bookmarkEnd w:id="12"/>
+    </w:p>
+    <w:p>
+      <w:pPr>
+        <w:pStyle w:val="30"/>
+        <w:keepNext w:val="0"/>
+        <w:keepLines w:val="0"/>
+        <w:pageBreakBefore w:val="0"/>
+        <w:widowControl w:val="0"/>
+        <w:wordWrap/>
+        <w:overflowPunct/>
+        <w:bidi w:val="0"/>
+        <w:rPr>
+          <w:rFonts w:hint="eastAsia"/>
+          <w:lang w:val="en-US" w:eastAsia="zh-CN"/>
+        </w:rPr>
+      </w:pPr>
+      <w:bookmarkStart w:id="13" w:name="_Toc18565"/>
+      <w:r>
+        <w:rPr>
+          <w:rFonts w:hint="eastAsia"/>
+          <w:lang w:val="en-US" w:eastAsia="zh-CN"/>
+        </w:rPr>
+        <w:t>研发组</w:t>
+      </w:r>
+      <w:bookmarkEnd w:id="13"/>
+    </w:p>
+    <w:p>
+      <w:pPr>
+        <w:keepNext w:val="0"/>
+        <w:keepLines w:val="0"/>
+        <w:pageBreakBefore w:val="0"/>
+        <w:widowControl w:val="0"/>
         <w:numPr>
           <w:ilvl w:val="0"/>
           <w:numId w:val="2"/>
@@ -2476,7 +3131,7 @@
         <w:keepNext w:val="0"/>
         <w:keepLines w:val="0"/>
         <w:pageBreakBefore w:val="0"/>
-        <w:widowControl/>
+        <w:widowControl w:val="0"/>
         <w:numPr>
           <w:ilvl w:val="0"/>
           <w:numId w:val="2"/>
@@ -2512,22 +3167,28 @@
     <w:p>
       <w:pPr>
         <w:pStyle w:val="30"/>
-        <w:bidi w:val="0"/>
-      </w:pPr>
-      <w:bookmarkStart w:id="13" w:name="bookmark5"/>
-      <w:bookmarkEnd w:id="13"/>
-      <w:bookmarkStart w:id="14" w:name="_Toc5306"/>
-      <w:r>
-        <w:t>平台运维组</w:t>
-      </w:r>
-      <w:bookmarkEnd w:id="14"/>
-    </w:p>
-    <w:p>
-      <w:pPr>
         <w:keepNext w:val="0"/>
         <w:keepLines w:val="0"/>
         <w:pageBreakBefore w:val="0"/>
-        <w:widowControl/>
+        <w:widowControl w:val="0"/>
+        <w:wordWrap/>
+        <w:overflowPunct/>
+        <w:bidi w:val="0"/>
+      </w:pPr>
+      <w:bookmarkStart w:id="14" w:name="bookmark5"/>
+      <w:bookmarkEnd w:id="14"/>
+      <w:bookmarkStart w:id="15" w:name="_Toc28853"/>
+      <w:r>
+        <w:t>平台运维组</w:t>
+      </w:r>
+      <w:bookmarkEnd w:id="15"/>
+    </w:p>
+    <w:p>
+      <w:pPr>
+        <w:keepNext w:val="0"/>
+        <w:keepLines w:val="0"/>
+        <w:pageBreakBefore w:val="0"/>
+        <w:widowControl w:val="0"/>
         <w:numPr>
           <w:ilvl w:val="0"/>
           <w:numId w:val="3"/>
@@ -2565,7 +3226,7 @@
         <w:keepNext w:val="0"/>
         <w:keepLines w:val="0"/>
         <w:pageBreakBefore w:val="0"/>
-        <w:widowControl/>
+        <w:widowControl w:val="0"/>
         <w:numPr>
           <w:ilvl w:val="0"/>
           <w:numId w:val="3"/>
@@ -2603,7 +3264,7 @@
         <w:keepNext w:val="0"/>
         <w:keepLines w:val="0"/>
         <w:pageBreakBefore w:val="0"/>
-        <w:widowControl/>
+        <w:widowControl w:val="0"/>
         <w:numPr>
           <w:ilvl w:val="0"/>
           <w:numId w:val="3"/>
@@ -2641,7 +3302,7 @@
         <w:keepNext w:val="0"/>
         <w:keepLines w:val="0"/>
         <w:pageBreakBefore w:val="0"/>
-        <w:widowControl/>
+        <w:widowControl w:val="0"/>
         <w:numPr>
           <w:ilvl w:val="0"/>
           <w:numId w:val="3"/>
@@ -2679,7 +3340,7 @@
         <w:keepNext w:val="0"/>
         <w:keepLines w:val="0"/>
         <w:pageBreakBefore w:val="0"/>
-        <w:widowControl/>
+        <w:widowControl w:val="0"/>
         <w:numPr>
           <w:ilvl w:val="0"/>
           <w:numId w:val="3"/>
@@ -2715,6 +3376,220 @@
     <w:p>
       <w:pPr>
         <w:pStyle w:val="28"/>
+        <w:keepNext w:val="0"/>
+        <w:keepLines w:val="0"/>
+        <w:pageBreakBefore w:val="0"/>
+        <w:widowControl w:val="0"/>
+        <w:wordWrap/>
+        <w:overflowPunct/>
+        <w:bidi w:val="0"/>
+        <w:rPr>
+          <w:rFonts w:hint="default"/>
+          <w:lang w:val="en-US" w:eastAsia="zh-CN"/>
+        </w:rPr>
+      </w:pPr>
+      <w:bookmarkStart w:id="16" w:name="bookmark3"/>
+      <w:bookmarkEnd w:id="16"/>
+      <w:bookmarkStart w:id="17" w:name="_Toc4093"/>
+      <w:bookmarkStart w:id="18" w:name="_Toc15244"/>
+      <w:bookmarkStart w:id="19" w:name="_Toc17424"/>
+      <w:r>
+        <w:rPr>
+          <w:rStyle w:val="38"/>
+          <w:rFonts w:hint="eastAsia"/>
+          <w:lang w:val="en-US" w:eastAsia="zh-CN"/>
+        </w:rPr>
+        <w:t>运维工具分类</w:t>
+      </w:r>
+      <w:bookmarkEnd w:id="17"/>
+    </w:p>
+    <w:p>
+      <w:pPr>
+        <w:pStyle w:val="29"/>
+        <w:keepNext w:val="0"/>
+        <w:keepLines w:val="0"/>
+        <w:pageBreakBefore w:val="0"/>
+        <w:widowControl w:val="0"/>
+        <w:wordWrap/>
+        <w:overflowPunct/>
+        <w:bidi w:val="0"/>
+        <w:rPr>
+          <w:rFonts w:hint="eastAsia"/>
+          <w:lang w:val="en-US" w:eastAsia="zh-CN"/>
+        </w:rPr>
+      </w:pPr>
+      <w:r>
+        <w:rPr>
+          <w:rFonts w:hint="eastAsia"/>
+          <w:lang w:val="en-US" w:eastAsia="zh-CN"/>
+        </w:rPr>
+        <w:t>运维工具根据使用场景分为监控工具、过程管理工具和专用工具</w:t>
+      </w:r>
+    </w:p>
+    <w:p>
+      <w:pPr>
+        <w:pStyle w:val="30"/>
+        <w:keepNext w:val="0"/>
+        <w:keepLines w:val="0"/>
+        <w:pageBreakBefore w:val="0"/>
+        <w:widowControl w:val="0"/>
+        <w:wordWrap/>
+        <w:overflowPunct/>
+        <w:bidi w:val="0"/>
+        <w:rPr>
+          <w:rFonts w:hint="default"/>
+          <w:lang w:val="en-US" w:eastAsia="zh-CN"/>
+        </w:rPr>
+      </w:pPr>
+      <w:bookmarkStart w:id="20" w:name="_Toc19787"/>
+      <w:r>
+        <w:rPr>
+          <w:rFonts w:hint="eastAsia"/>
+          <w:lang w:val="en-US" w:eastAsia="zh-CN"/>
+        </w:rPr>
+        <w:t>监控工具</w:t>
+      </w:r>
+      <w:bookmarkEnd w:id="20"/>
+    </w:p>
+    <w:p>
+      <w:pPr>
+        <w:pStyle w:val="29"/>
+        <w:keepNext w:val="0"/>
+        <w:keepLines w:val="0"/>
+        <w:pageBreakBefore w:val="0"/>
+        <w:widowControl w:val="0"/>
+        <w:wordWrap/>
+        <w:overflowPunct/>
+        <w:bidi w:val="0"/>
+        <w:rPr>
+          <w:rFonts w:hint="default"/>
+          <w:lang w:val="en-US" w:eastAsia="zh-CN"/>
+        </w:rPr>
+      </w:pPr>
+      <w:r>
+        <w:rPr>
+          <w:rFonts w:hint="default"/>
+          <w:lang w:val="en-US" w:eastAsia="zh-CN"/>
+        </w:rPr>
+        <w:t>用于对IT基础设施、网络、应用系统及业务状态进行实时数据采集、性能监控与可视化展示，以实现故障预警、性能分析和根源定位。例如：服务器监控系统（Zabbix, Prometheus）、应用性能管理（APM）工具、日志分析平台（ELK Stack）、网络监控软件等。</w:t>
+      </w:r>
+    </w:p>
+    <w:p>
+      <w:pPr>
+        <w:pStyle w:val="30"/>
+        <w:bidi w:val="0"/>
+        <w:rPr>
+          <w:rFonts w:hint="default"/>
+          <w:lang w:val="en-US" w:eastAsia="zh-CN"/>
+        </w:rPr>
+      </w:pPr>
+      <w:bookmarkStart w:id="21" w:name="_Toc23521"/>
+      <w:r>
+        <w:rPr>
+          <w:rFonts w:hint="default"/>
+          <w:lang w:val="en-US" w:eastAsia="zh-CN"/>
+        </w:rPr>
+        <w:t>过程管理工具</w:t>
+      </w:r>
+      <w:bookmarkEnd w:id="21"/>
+    </w:p>
+    <w:p>
+      <w:pPr>
+        <w:pStyle w:val="29"/>
+        <w:keepNext w:val="0"/>
+        <w:keepLines w:val="0"/>
+        <w:pageBreakBefore w:val="0"/>
+        <w:widowControl w:val="0"/>
+        <w:wordWrap/>
+        <w:overflowPunct/>
+        <w:bidi w:val="0"/>
+        <w:rPr>
+          <w:rFonts w:hint="default"/>
+          <w:lang w:val="en-US" w:eastAsia="zh-CN"/>
+        </w:rPr>
+      </w:pPr>
+      <w:r>
+        <w:rPr>
+          <w:rFonts w:hint="default"/>
+          <w:lang w:val="en-US" w:eastAsia="zh-CN"/>
+        </w:rPr>
+        <w:t>用于支撑和标准化IT服务管理流程，实现运维工作的流程化、自动化和可追溯。例如：IT服务管理（ITSM）/工单系统、配置管理数据库（CMDB）、自动化运维平台、知识库系统以及持续集成/持续部署（CI/CD）工具等。</w:t>
+      </w:r>
+    </w:p>
+    <w:p>
+      <w:pPr>
+        <w:pStyle w:val="30"/>
+        <w:bidi w:val="0"/>
+        <w:rPr>
+          <w:rFonts w:hint="default"/>
+          <w:lang w:val="en-US" w:eastAsia="zh-CN"/>
+        </w:rPr>
+      </w:pPr>
+      <w:bookmarkStart w:id="22" w:name="_Toc21711"/>
+      <w:r>
+        <w:rPr>
+          <w:rFonts w:hint="default"/>
+          <w:lang w:val="en-US" w:eastAsia="zh-CN"/>
+        </w:rPr>
+        <w:t>专用工具</w:t>
+      </w:r>
+      <w:bookmarkEnd w:id="22"/>
+    </w:p>
+    <w:p>
+      <w:pPr>
+        <w:pStyle w:val="29"/>
+        <w:keepNext w:val="0"/>
+        <w:keepLines w:val="0"/>
+        <w:pageBreakBefore w:val="0"/>
+        <w:widowControl w:val="0"/>
+        <w:wordWrap/>
+        <w:overflowPunct/>
+        <w:bidi w:val="0"/>
+        <w:rPr>
+          <w:rFonts w:hint="default"/>
+          <w:lang w:val="en-US" w:eastAsia="zh-CN"/>
+        </w:rPr>
+      </w:pPr>
+      <w:r>
+        <w:rPr>
+          <w:rFonts w:hint="default"/>
+          <w:lang w:val="en-US" w:eastAsia="zh-CN"/>
+        </w:rPr>
+        <w:t>用于解决特定运维场景或技术领域的专项任务，通常功能聚焦。例如：安全漏洞扫描工具、数据备份与恢复软件、数据库管理客户端、专项测试工具及混沌工程平台等。</w:t>
+      </w:r>
+    </w:p>
+    <w:p>
+      <w:pPr>
+        <w:pStyle w:val="29"/>
+        <w:keepNext w:val="0"/>
+        <w:keepLines w:val="0"/>
+        <w:pageBreakBefore w:val="0"/>
+        <w:widowControl w:val="0"/>
+        <w:wordWrap/>
+        <w:overflowPunct/>
+        <w:bidi w:val="0"/>
+        <w:rPr>
+          <w:rFonts w:hint="default"/>
+          <w:lang w:val="en-US" w:eastAsia="zh-CN"/>
+        </w:rPr>
+      </w:pPr>
+      <w:r>
+        <w:rPr>
+          <w:rFonts w:hint="default"/>
+          <w:lang w:val="en-US" w:eastAsia="zh-CN"/>
+        </w:rPr>
+        <w:t>平台运维组应依据此分类，建立并维护《公司运维工具清单》，作为工具管理的基础。</w:t>
+      </w:r>
+    </w:p>
+    <w:p>
+      <w:pPr>
+        <w:pStyle w:val="28"/>
+        <w:keepNext w:val="0"/>
+        <w:keepLines w:val="0"/>
+        <w:pageBreakBefore w:val="0"/>
+        <w:widowControl w:val="0"/>
+        <w:wordWrap/>
+        <w:overflowPunct/>
         <w:bidi w:val="0"/>
         <w:rPr>
           <w:rStyle w:val="38"/>
@@ -2722,11 +3597,7 @@
           <w:lang w:val="en-US" w:eastAsia="zh-CN"/>
         </w:rPr>
       </w:pPr>
-      <w:bookmarkStart w:id="15" w:name="bookmark3"/>
-      <w:bookmarkEnd w:id="15"/>
-      <w:bookmarkStart w:id="16" w:name="_Toc15244"/>
-      <w:bookmarkStart w:id="17" w:name="_Toc17424"/>
-      <w:bookmarkStart w:id="18" w:name="_Toc5585"/>
+      <w:bookmarkStart w:id="23" w:name="_Toc21352"/>
       <w:r>
         <w:rPr>
           <w:rFonts w:hint="eastAsia"/>
@@ -2734,13 +3605,14 @@
         </w:rPr>
         <w:t>运维工具管理流程</w:t>
       </w:r>
-      <w:bookmarkEnd w:id="16"/>
-      <w:bookmarkEnd w:id="17"/>
       <w:bookmarkEnd w:id="18"/>
+      <w:bookmarkEnd w:id="19"/>
+      <w:bookmarkEnd w:id="23"/>
     </w:p>
     <w:p>
       <w:pPr>
         <w:pStyle w:val="29"/>
+        <w:bidi w:val="0"/>
         <w:rPr>
           <w:rFonts w:hint="eastAsia"/>
           <w:lang w:val="en-US" w:eastAsia="zh-CN"/>
@@ -2756,6 +3628,15 @@
     </w:p>
     <w:p>
       <w:pPr>
+        <w:pStyle w:val="29"/>
+        <w:keepNext w:val="0"/>
+        <w:keepLines w:val="0"/>
+        <w:pageBreakBefore w:val="0"/>
+        <w:widowControl w:val="0"/>
+        <w:wordWrap/>
+        <w:overflowPunct/>
+        <w:bidi w:val="0"/>
+        <w:jc w:val="center"/>
         <w:rPr>
           <w:rFonts w:hint="eastAsia"/>
           <w:lang w:val="en-US" w:eastAsia="zh-CN"/>
@@ -2766,120 +3647,110 @@
           <w:rFonts w:hint="eastAsia"/>
           <w:lang w:val="en-US" w:eastAsia="zh-CN"/>
         </w:rPr>
-        <w:br w:type="page"/>
+        <w:t>图</w:t>
+      </w:r>
+      <w:r>
+        <w:rPr>
+          <w:rFonts w:hint="eastAsia"/>
+          <w:lang w:val="en-US" w:eastAsia="zh-CN"/>
+        </w:rPr>
+        <w:tab/>
+      </w:r>
+      <w:r>
+        <w:rPr>
+          <w:rFonts w:hint="default"/>
+          <w:lang w:val="en-US" w:eastAsia="zh-CN"/>
+        </w:rPr>
+        <w:fldChar w:fldCharType="begin"/>
+      </w:r>
+      <w:r>
+        <w:rPr>
+          <w:rFonts w:hint="default"/>
+          <w:lang w:val="en-US" w:eastAsia="zh-CN"/>
+        </w:rPr>
+        <w:instrText xml:space="preserve"> STYLEREF "柴_标题1" \n \* Charformat </w:instrText>
+      </w:r>
+      <w:r>
+        <w:rPr>
+          <w:rFonts w:hint="default"/>
+          <w:lang w:val="en-US" w:eastAsia="zh-CN"/>
+        </w:rPr>
+        <w:fldChar w:fldCharType="separate"/>
+      </w:r>
+      <w:r>
+        <w:rPr>
+          <w:rFonts w:hint="default"/>
+          <w:lang w:val="en-US" w:eastAsia="zh-CN"/>
+        </w:rPr>
+        <w:t>5</w:t>
+      </w:r>
+      <w:r>
+        <w:rPr>
+          <w:rFonts w:hint="default"/>
+          <w:lang w:val="en-US" w:eastAsia="zh-CN"/>
+        </w:rPr>
+        <w:fldChar w:fldCharType="end"/>
+      </w:r>
+      <w:r>
+        <w:rPr>
+          <w:rFonts w:hint="eastAsia"/>
+          <w:lang w:val="en-US" w:eastAsia="zh-CN"/>
+        </w:rPr>
+        <w:t>-</w:t>
+      </w:r>
+      <w:r>
+        <w:rPr>
+          <w:rFonts w:hint="eastAsia"/>
+          <w:lang w:val="en-US" w:eastAsia="zh-CN"/>
+        </w:rPr>
+        <w:fldChar w:fldCharType="begin"/>
+      </w:r>
+      <w:r>
+        <w:rPr>
+          <w:rFonts w:hint="eastAsia"/>
+          <w:lang w:val="en-US" w:eastAsia="zh-CN"/>
+        </w:rPr>
+        <w:instrText xml:space="preserve"> SEQ 图 \* ARABIC </w:instrText>
+      </w:r>
+      <w:r>
+        <w:rPr>
+          <w:rFonts w:hint="eastAsia"/>
+          <w:lang w:val="en-US" w:eastAsia="zh-CN"/>
+        </w:rPr>
+        <w:fldChar w:fldCharType="separate"/>
+      </w:r>
+      <w:r>
+        <w:rPr>
+          <w:rFonts w:hint="eastAsia"/>
+          <w:lang w:val="en-US" w:eastAsia="zh-CN"/>
+        </w:rPr>
+        <w:t>1</w:t>
+      </w:r>
+      <w:r>
+        <w:rPr>
+          <w:rFonts w:hint="eastAsia"/>
+          <w:lang w:val="en-US" w:eastAsia="zh-CN"/>
+        </w:rPr>
+        <w:fldChar w:fldCharType="end"/>
+      </w:r>
+      <w:r>
+        <w:rPr>
+          <w:rFonts w:hint="eastAsia"/>
+          <w:lang w:val="en-US" w:eastAsia="zh-CN"/>
+        </w:rPr>
+        <w:t>运维工具管理流程</w:t>
       </w:r>
     </w:p>
     <w:p>
       <w:pPr>
         <w:pStyle w:val="29"/>
-        <w:jc w:val="center"/>
-        <w:rPr>
-          <w:rFonts w:hint="eastAsia"/>
-          <w:lang w:val="en-US" w:eastAsia="zh-CN"/>
-        </w:rPr>
-      </w:pPr>
-      <w:r>
-        <w:rPr>
-          <w:rFonts w:hint="eastAsia"/>
-          <w:lang w:val="en-US" w:eastAsia="zh-CN"/>
-        </w:rPr>
-        <w:t>图</w:t>
-      </w:r>
-      <w:r>
-        <w:rPr>
-          <w:rFonts w:hint="eastAsia"/>
-          <w:lang w:val="en-US" w:eastAsia="zh-CN"/>
-        </w:rPr>
-        <w:tab/>
-      </w:r>
-      <w:r>
-        <w:rPr>
-          <w:rFonts w:hint="default"/>
-          <w:lang w:val="en-US" w:eastAsia="zh-CN"/>
-        </w:rPr>
-        <w:fldChar w:fldCharType="begin"/>
-      </w:r>
-      <w:r>
-        <w:rPr>
-          <w:rFonts w:hint="default"/>
-          <w:lang w:val="en-US" w:eastAsia="zh-CN"/>
-        </w:rPr>
-        <w:instrText xml:space="preserve"> STYLEREF "柴_标题1" \n \* Charformat </w:instrText>
-      </w:r>
-      <w:r>
-        <w:rPr>
-          <w:rFonts w:hint="default"/>
-          <w:lang w:val="en-US" w:eastAsia="zh-CN"/>
-        </w:rPr>
-        <w:fldChar w:fldCharType="separate"/>
-      </w:r>
-      <w:r>
-        <w:rPr>
-          <w:rFonts w:hint="default"/>
-          <w:lang w:val="en-US" w:eastAsia="zh-CN"/>
-        </w:rPr>
-        <w:t>5</w:t>
-      </w:r>
-      <w:r>
-        <w:rPr>
-          <w:rFonts w:hint="default"/>
-          <w:lang w:val="en-US" w:eastAsia="zh-CN"/>
-        </w:rPr>
-        <w:fldChar w:fldCharType="end"/>
-      </w:r>
-      <w:r>
-        <w:rPr>
-          <w:rFonts w:hint="eastAsia"/>
-          <w:lang w:val="en-US" w:eastAsia="zh-CN"/>
-        </w:rPr>
-        <w:t>-</w:t>
-      </w:r>
-      <w:r>
-        <w:rPr>
-          <w:rFonts w:hint="eastAsia"/>
-          <w:lang w:val="en-US" w:eastAsia="zh-CN"/>
-        </w:rPr>
-        <w:fldChar w:fldCharType="begin"/>
-      </w:r>
-      <w:r>
-        <w:rPr>
-          <w:rFonts w:hint="eastAsia"/>
-          <w:lang w:val="en-US" w:eastAsia="zh-CN"/>
-        </w:rPr>
-        <w:instrText xml:space="preserve"> SEQ 图 \* ARABIC </w:instrText>
-      </w:r>
-      <w:r>
-        <w:rPr>
-          <w:rFonts w:hint="eastAsia"/>
-          <w:lang w:val="en-US" w:eastAsia="zh-CN"/>
-        </w:rPr>
-        <w:fldChar w:fldCharType="separate"/>
-      </w:r>
-      <w:r>
-        <w:rPr>
-          <w:rFonts w:hint="eastAsia"/>
-          <w:lang w:val="en-US" w:eastAsia="zh-CN"/>
-        </w:rPr>
-        <w:t>1</w:t>
-      </w:r>
-      <w:r>
-        <w:rPr>
-          <w:rFonts w:hint="eastAsia"/>
-          <w:lang w:val="en-US" w:eastAsia="zh-CN"/>
-        </w:rPr>
-        <w:fldChar w:fldCharType="end"/>
-      </w:r>
-      <w:r>
-        <w:rPr>
-          <w:rFonts w:hint="eastAsia"/>
-          <w:lang w:val="en-US" w:eastAsia="zh-CN"/>
-        </w:rPr>
-        <w:t>运维工具管理流程</w:t>
-      </w:r>
-    </w:p>
-    <w:p>
-      <w:pPr>
-        <w:pStyle w:val="29"/>
+        <w:keepNext w:val="0"/>
+        <w:keepLines w:val="0"/>
+        <w:pageBreakBefore w:val="0"/>
+        <w:widowControl w:val="0"/>
+        <w:wordWrap/>
+        <w:overflowPunct/>
+        <w:bidi w:val="0"/>
         <w:rPr>
           <w:rFonts w:hint="default"/>
           <w:lang w:val="en-US" w:eastAsia="zh-CN"/>
@@ -2932,13 +3803,19 @@
     <w:p>
       <w:pPr>
         <w:pStyle w:val="30"/>
+        <w:keepNext w:val="0"/>
+        <w:keepLines w:val="0"/>
+        <w:pageBreakBefore w:val="0"/>
+        <w:widowControl w:val="0"/>
+        <w:wordWrap/>
+        <w:overflowPunct/>
         <w:bidi w:val="0"/>
         <w:rPr>
           <w:rFonts w:hint="eastAsia"/>
           <w:lang w:val="en-US" w:eastAsia="zh-CN"/>
         </w:rPr>
       </w:pPr>
-      <w:bookmarkStart w:id="19" w:name="_Toc16167"/>
+      <w:bookmarkStart w:id="24" w:name="_Toc21796"/>
       <w:r>
         <w:rPr>
           <w:rFonts w:hint="eastAsia"/>
@@ -2946,11 +3823,18 @@
         </w:rPr>
         <w:t>工具需求识别</w:t>
       </w:r>
-      <w:bookmarkEnd w:id="19"/>
+      <w:bookmarkEnd w:id="24"/>
     </w:p>
     <w:p>
       <w:pPr>
         <w:pStyle w:val="29"/>
+        <w:keepNext w:val="0"/>
+        <w:keepLines w:val="0"/>
+        <w:pageBreakBefore w:val="0"/>
+        <w:widowControl w:val="0"/>
+        <w:wordWrap/>
+        <w:overflowPunct/>
+        <w:bidi w:val="0"/>
         <w:rPr>
           <w:rFonts w:hint="eastAsia"/>
           <w:lang w:val="en-US" w:eastAsia="zh-CN"/>
@@ -2969,13 +3853,19 @@
     <w:p>
       <w:pPr>
         <w:pStyle w:val="30"/>
+        <w:keepNext w:val="0"/>
+        <w:keepLines w:val="0"/>
+        <w:pageBreakBefore w:val="0"/>
+        <w:widowControl w:val="0"/>
+        <w:wordWrap/>
+        <w:overflowPunct/>
         <w:bidi w:val="0"/>
         <w:rPr>
           <w:rFonts w:hint="eastAsia"/>
           <w:lang w:val="en-US" w:eastAsia="zh-CN"/>
         </w:rPr>
       </w:pPr>
-      <w:bookmarkStart w:id="20" w:name="_Toc28994"/>
+      <w:bookmarkStart w:id="25" w:name="_Toc27209"/>
       <w:r>
         <w:rPr>
           <w:rFonts w:hint="eastAsia"/>
@@ -2983,10 +3873,17 @@
         </w:rPr>
         <w:t>工具研发（或采购）</w:t>
       </w:r>
-      <w:bookmarkEnd w:id="20"/>
-    </w:p>
-    <w:p>
-      <w:pPr>
+      <w:bookmarkEnd w:id="25"/>
+    </w:p>
+    <w:p>
+      <w:pPr>
+        <w:keepNext w:val="0"/>
+        <w:keepLines w:val="0"/>
+        <w:pageBreakBefore w:val="0"/>
+        <w:widowControl w:val="0"/>
+        <w:wordWrap/>
+        <w:overflowPunct/>
+        <w:bidi w:val="0"/>
         <w:spacing w:before="273" w:line="360" w:lineRule="auto"/>
         <w:ind w:left="35" w:right="115" w:firstLine="376"/>
         <w:rPr>
@@ -3035,6 +3932,13 @@
     </w:p>
     <w:p>
       <w:pPr>
+        <w:keepNext w:val="0"/>
+        <w:keepLines w:val="0"/>
+        <w:pageBreakBefore w:val="0"/>
+        <w:widowControl w:val="0"/>
+        <w:wordWrap/>
+        <w:overflowPunct/>
+        <w:bidi w:val="0"/>
         <w:spacing w:before="3" w:line="359" w:lineRule="auto"/>
         <w:ind w:left="25" w:firstLine="361"/>
         <w:jc w:val="both"/>
@@ -3075,6 +3979,13 @@
     <w:p>
       <w:pPr>
         <w:pStyle w:val="29"/>
+        <w:keepNext w:val="0"/>
+        <w:keepLines w:val="0"/>
+        <w:pageBreakBefore w:val="0"/>
+        <w:widowControl w:val="0"/>
+        <w:wordWrap/>
+        <w:overflowPunct/>
+        <w:bidi w:val="0"/>
         <w:rPr>
           <w:rFonts w:hint="eastAsia"/>
           <w:lang w:val="en-US" w:eastAsia="zh-CN"/>
@@ -3101,26 +4012,61 @@
     <w:p>
       <w:pPr>
         <w:pStyle w:val="30"/>
+        <w:keepNext w:val="0"/>
+        <w:keepLines w:val="0"/>
+        <w:pageBreakBefore w:val="0"/>
+        <w:widowControl w:val="0"/>
+        <w:wordWrap/>
+        <w:overflowPunct/>
         <w:bidi w:val="0"/>
         <w:rPr>
           <w:rFonts w:hint="eastAsia"/>
           <w:lang w:val="en-US" w:eastAsia="zh-CN"/>
         </w:rPr>
       </w:pPr>
-      <w:bookmarkStart w:id="21" w:name="_Toc29902"/>
+      <w:bookmarkStart w:id="26" w:name="_Toc25346"/>
       <w:r>
         <w:rPr>
           <w:rFonts w:hint="eastAsia"/>
           <w:lang w:val="en-US" w:eastAsia="zh-CN"/>
         </w:rPr>
-        <w:t>工具推广使用</w:t>
-      </w:r>
-      <w:bookmarkEnd w:id="21"/>
+        <w:t>工具管理与推广</w:t>
+      </w:r>
+      <w:bookmarkEnd w:id="26"/>
     </w:p>
     <w:p>
       <w:pPr>
         <w:pStyle w:val="29"/>
+        <w:keepNext w:val="0"/>
+        <w:keepLines w:val="0"/>
+        <w:pageBreakBefore w:val="0"/>
+        <w:widowControl w:val="0"/>
+        <w:wordWrap/>
+        <w:overflowPunct/>
         <w:bidi w:val="0"/>
+        <w:rPr>
+          <w:rFonts w:hint="default" w:eastAsia="宋体"/>
+          <w:lang w:val="en-US" w:eastAsia="zh-CN"/>
+        </w:rPr>
+      </w:pPr>
+      <w:r>
+        <w:rPr>
+          <w:rFonts w:hint="eastAsia"/>
+          <w:lang w:val="en-US" w:eastAsia="zh-CN"/>
+        </w:rPr>
+        <w:t>运维工具主要部门是平台运维组。</w:t>
+      </w:r>
+    </w:p>
+    <w:p>
+      <w:pPr>
+        <w:pStyle w:val="29"/>
+        <w:keepNext w:val="0"/>
+        <w:keepLines w:val="0"/>
+        <w:pageBreakBefore w:val="0"/>
+        <w:widowControl w:val="0"/>
+        <w:wordWrap/>
+        <w:overflowPunct/>
+        <w:bidi w:val="0"/>
       </w:pPr>
       <w:r>
         <w:t>平台运维组内由各项目按照实际服务需求申请工具使用权限，平台运维组负责人批准后由工具管理员分配相关权限。</w:t>
@@ -3129,6 +4075,12 @@
     <w:p>
       <w:pPr>
         <w:pStyle w:val="29"/>
+        <w:keepNext w:val="0"/>
+        <w:keepLines w:val="0"/>
+        <w:pageBreakBefore w:val="0"/>
+        <w:widowControl w:val="0"/>
+        <w:wordWrap/>
+        <w:overflowPunct/>
         <w:bidi w:val="0"/>
       </w:pPr>
       <w:r>
@@ -3138,13 +4090,19 @@
     <w:p>
       <w:pPr>
         <w:pStyle w:val="30"/>
+        <w:keepNext w:val="0"/>
+        <w:keepLines w:val="0"/>
+        <w:pageBreakBefore w:val="0"/>
+        <w:widowControl w:val="0"/>
+        <w:wordWrap/>
+        <w:overflowPunct/>
         <w:bidi w:val="0"/>
         <w:rPr>
           <w:rFonts w:hint="default"/>
           <w:lang w:val="en-US" w:eastAsia="zh-CN"/>
         </w:rPr>
       </w:pPr>
-      <w:bookmarkStart w:id="22" w:name="_Toc28671"/>
+      <w:bookmarkStart w:id="27" w:name="_Toc31438"/>
       <w:r>
         <w:rPr>
           <w:rFonts w:hint="eastAsia"/>
@@ -3152,11 +4110,17 @@
         </w:rPr>
         <w:t>工具评估改进</w:t>
       </w:r>
-      <w:bookmarkEnd w:id="22"/>
+      <w:bookmarkEnd w:id="27"/>
     </w:p>
     <w:p>
       <w:pPr>
         <w:pStyle w:val="29"/>
+        <w:keepNext w:val="0"/>
+        <w:keepLines w:val="0"/>
+        <w:pageBreakBefore w:val="0"/>
+        <w:widowControl w:val="0"/>
+        <w:wordWrap/>
+        <w:overflowPunct/>
         <w:bidi w:val="0"/>
       </w:pPr>
       <w:r>
@@ -3186,6 +4150,12 @@
     <w:p>
       <w:pPr>
         <w:pStyle w:val="29"/>
+        <w:keepNext w:val="0"/>
+        <w:keepLines w:val="0"/>
+        <w:pageBreakBefore w:val="0"/>
+        <w:widowControl w:val="0"/>
+        <w:wordWrap/>
+        <w:overflowPunct/>
         <w:bidi w:val="0"/>
       </w:pPr>
       <w:r>
@@ -3195,13 +4165,19 @@
     <w:p>
       <w:pPr>
         <w:pStyle w:val="30"/>
+        <w:keepNext w:val="0"/>
+        <w:keepLines w:val="0"/>
+        <w:pageBreakBefore w:val="0"/>
+        <w:widowControl w:val="0"/>
+        <w:wordWrap/>
+        <w:overflowPunct/>
         <w:bidi w:val="0"/>
         <w:rPr>
           <w:rFonts w:hint="default"/>
           <w:lang w:val="en-US" w:eastAsia="zh-CN"/>
         </w:rPr>
       </w:pPr>
-      <w:bookmarkStart w:id="23" w:name="_Toc12955"/>
+      <w:bookmarkStart w:id="28" w:name="_Toc28208"/>
       <w:r>
         <w:rPr>
           <w:rFonts w:hint="eastAsia"/>
@@ -3209,7 +4185,7 @@
         </w:rPr>
         <w:t>考核指标</w:t>
       </w:r>
-      <w:bookmarkEnd w:id="23"/>
+      <w:bookmarkEnd w:id="28"/>
     </w:p>
     <w:tbl>
       <w:tblPr>
@@ -3265,7 +4241,13 @@
           </w:tcPr>
           <w:p>
             <w:pPr>
+              <w:keepNext w:val="0"/>
+              <w:keepLines w:val="0"/>
+              <w:pageBreakBefore w:val="0"/>
               <w:widowControl w:val="0"/>
+              <w:wordWrap/>
+              <w:overflowPunct/>
+              <w:bidi w:val="0"/>
               <w:jc w:val="center"/>
               <w:rPr>
                 <w:rFonts w:hint="default" w:eastAsia="宋体"/>
@@ -3294,7 +4276,13 @@
           </w:tcPr>
           <w:p>
             <w:pPr>
+              <w:keepNext w:val="0"/>
+              <w:keepLines w:val="0"/>
+              <w:pageBreakBefore w:val="0"/>
               <w:widowControl w:val="0"/>
+              <w:wordWrap/>
+              <w:overflowPunct/>
+              <w:bidi w:val="0"/>
               <w:jc w:val="center"/>
               <w:rPr>
                 <w:rFonts w:hint="default" w:eastAsia="宋体"/>
@@ -3323,7 +4311,13 @@
           </w:tcPr>
           <w:p>
             <w:pPr>
+              <w:keepNext w:val="0"/>
+              <w:keepLines w:val="0"/>
+              <w:pageBreakBefore w:val="0"/>
               <w:widowControl w:val="0"/>
+              <w:wordWrap/>
+              <w:overflowPunct/>
+              <w:bidi w:val="0"/>
               <w:jc w:val="center"/>
               <w:rPr>
                 <w:rFonts w:hint="default" w:eastAsia="宋体"/>
@@ -3353,7 +4347,13 @@
           </w:tcPr>
           <w:p>
             <w:pPr>
+              <w:keepNext w:val="0"/>
+              <w:keepLines w:val="0"/>
+              <w:pageBreakBefore w:val="0"/>
               <w:widowControl w:val="0"/>
+              <w:wordWrap/>
+              <w:overflowPunct/>
+              <w:bidi w:val="0"/>
               <w:jc w:val="center"/>
               <w:rPr>
                 <w:rFonts w:hint="eastAsia" w:ascii="宋体" w:hAnsi="宋体" w:eastAsia="宋体" w:cs="宋体"/>
@@ -3408,7 +4408,13 @@
           </w:tcPr>
           <w:p>
             <w:pPr>
+              <w:keepNext w:val="0"/>
+              <w:keepLines w:val="0"/>
+              <w:pageBreakBefore w:val="0"/>
               <w:widowControl w:val="0"/>
+              <w:wordWrap/>
+              <w:overflowPunct/>
+              <w:bidi w:val="0"/>
               <w:rPr>
                 <w:vertAlign w:val="baseline"/>
               </w:rPr>
@@ -3447,7 +4453,13 @@
           </w:tcPr>
           <w:p>
             <w:pPr>
+              <w:keepNext w:val="0"/>
+              <w:keepLines w:val="0"/>
+              <w:pageBreakBefore w:val="0"/>
               <w:widowControl w:val="0"/>
+              <w:wordWrap/>
+              <w:overflowPunct/>
+              <w:bidi w:val="0"/>
               <w:rPr>
                 <w:vertAlign w:val="baseline"/>
               </w:rPr>
@@ -3486,7 +4498,13 @@
           </w:tcPr>
           <w:p>
             <w:pPr>
+              <w:keepNext w:val="0"/>
+              <w:keepLines w:val="0"/>
+              <w:pageBreakBefore w:val="0"/>
               <w:widowControl w:val="0"/>
+              <w:wordWrap/>
+              <w:overflowPunct/>
+              <w:bidi w:val="0"/>
               <w:jc w:val="center"/>
               <w:rPr>
                 <w:vertAlign w:val="baseline"/>
@@ -3510,7 +4528,13 @@
           </w:tcPr>
           <w:p>
             <w:pPr>
+              <w:keepNext w:val="0"/>
+              <w:keepLines w:val="0"/>
+              <w:pageBreakBefore w:val="0"/>
               <w:widowControl w:val="0"/>
+              <w:wordWrap/>
+              <w:overflowPunct/>
+              <w:bidi w:val="0"/>
               <w:jc w:val="center"/>
               <w:rPr>
                 <w:rFonts w:hint="eastAsia" w:ascii="宋体" w:hAnsi="宋体" w:eastAsia="宋体" w:cs="宋体"/>
@@ -3546,28 +4570,34 @@
     <w:p>
       <w:pPr>
         <w:pStyle w:val="28"/>
-        <w:bidi w:val="0"/>
-        <w:rPr>
-          <w:rFonts w:hint="default"/>
-          <w:lang w:val="en-US" w:eastAsia="zh-CN"/>
-        </w:rPr>
-      </w:pPr>
-      <w:bookmarkStart w:id="24" w:name="_Toc15658"/>
-      <w:r>
-        <w:rPr>
-          <w:rFonts w:hint="eastAsia"/>
-          <w:lang w:val="en-US" w:eastAsia="zh-CN"/>
-        </w:rPr>
-        <w:t>附则</w:t>
-      </w:r>
-      <w:bookmarkEnd w:id="24"/>
-    </w:p>
-    <w:p>
-      <w:pPr>
         <w:keepNext w:val="0"/>
         <w:keepLines w:val="0"/>
         <w:pageBreakBefore w:val="0"/>
-        <w:widowControl/>
+        <w:widowControl w:val="0"/>
+        <w:wordWrap/>
+        <w:overflowPunct/>
+        <w:bidi w:val="0"/>
+        <w:rPr>
+          <w:rFonts w:hint="default"/>
+          <w:lang w:val="en-US" w:eastAsia="zh-CN"/>
+        </w:rPr>
+      </w:pPr>
+      <w:bookmarkStart w:id="29" w:name="_Toc24997"/>
+      <w:r>
+        <w:rPr>
+          <w:rFonts w:hint="eastAsia"/>
+          <w:lang w:val="en-US" w:eastAsia="zh-CN"/>
+        </w:rPr>
+        <w:t>附则</w:t>
+      </w:r>
+      <w:bookmarkEnd w:id="29"/>
+    </w:p>
+    <w:p>
+      <w:pPr>
+        <w:keepNext w:val="0"/>
+        <w:keepLines w:val="0"/>
+        <w:pageBreakBefore w:val="0"/>
+        <w:widowControl w:val="0"/>
         <w:numPr>
           <w:ilvl w:val="0"/>
           <w:numId w:val="4"/>
@@ -3624,7 +4654,7 @@
         <w:keepNext w:val="0"/>
         <w:keepLines w:val="0"/>
         <w:pageBreakBefore w:val="0"/>
-        <w:widowControl/>
+        <w:widowControl w:val="0"/>
         <w:numPr>
           <w:ilvl w:val="0"/>
           <w:numId w:val="4"/>
@@ -3659,16 +4689,22 @@
     <w:p>
       <w:pPr>
         <w:pStyle w:val="28"/>
+        <w:keepNext w:val="0"/>
+        <w:keepLines w:val="0"/>
+        <w:pageBreakBefore w:val="0"/>
+        <w:widowControl w:val="0"/>
+        <w:wordWrap/>
+        <w:overflowPunct/>
         <w:bidi w:val="0"/>
         <w:rPr>
           <w:rFonts w:hint="default"/>
           <w:lang w:val="en-US" w:eastAsia="zh-CN"/>
         </w:rPr>
       </w:pPr>
-      <w:bookmarkStart w:id="25" w:name="bookmark14"/>
-      <w:bookmarkEnd w:id="25"/>
-      <w:bookmarkStart w:id="26" w:name="_Toc9024"/>
-      <w:bookmarkStart w:id="27" w:name="_Toc6534"/>
+      <w:bookmarkStart w:id="30" w:name="bookmark14"/>
+      <w:bookmarkEnd w:id="30"/>
+      <w:bookmarkStart w:id="31" w:name="_Toc9024"/>
+      <w:bookmarkStart w:id="32" w:name="_Toc25763"/>
       <w:r>
         <w:rPr>
           <w:rFonts w:hint="eastAsia"/>
@@ -3676,12 +4712,19 @@
         </w:rPr>
         <w:t>附件</w:t>
       </w:r>
-      <w:bookmarkEnd w:id="26"/>
-      <w:bookmarkEnd w:id="27"/>
+      <w:bookmarkEnd w:id="31"/>
+      <w:bookmarkEnd w:id="32"/>
     </w:p>
     <w:p>
       <w:pPr>
         <w:pStyle w:val="29"/>
+        <w:keepNext w:val="0"/>
+        <w:keepLines w:val="0"/>
+        <w:pageBreakBefore w:val="0"/>
+        <w:widowControl w:val="0"/>
+        <w:wordWrap/>
+        <w:overflowPunct/>
+        <w:bidi w:val="0"/>
         <w:rPr>
           <w:rFonts w:hint="default"/>
           <w:lang w:val="en-US" w:eastAsia="zh-CN"/>
@@ -3698,14 +4741,20 @@
     <w:p>
       <w:pPr>
         <w:pStyle w:val="28"/>
+        <w:keepNext w:val="0"/>
+        <w:keepLines w:val="0"/>
+        <w:pageBreakBefore w:val="0"/>
+        <w:widowControl w:val="0"/>
+        <w:wordWrap/>
+        <w:overflowPunct/>
         <w:bidi w:val="0"/>
         <w:rPr>
           <w:rFonts w:hint="eastAsia"/>
           <w:lang w:val="en-US" w:eastAsia="zh-CN"/>
         </w:rPr>
       </w:pPr>
-      <w:bookmarkStart w:id="28" w:name="_Toc30413"/>
-      <w:bookmarkStart w:id="29" w:name="_Toc8549"/>
+      <w:bookmarkStart w:id="33" w:name="_Toc8549"/>
+      <w:bookmarkStart w:id="34" w:name="_Toc12549"/>
       <w:r>
         <w:rPr>
           <w:rFonts w:hint="eastAsia"/>
@@ -3713,11 +4762,18 @@
         </w:rPr>
         <w:t>记录</w:t>
       </w:r>
-      <w:bookmarkEnd w:id="28"/>
-      <w:bookmarkEnd w:id="29"/>
-    </w:p>
-    <w:p>
-      <w:pPr>
+      <w:bookmarkEnd w:id="33"/>
+      <w:bookmarkEnd w:id="34"/>
+    </w:p>
+    <w:p>
+      <w:pPr>
+        <w:keepNext w:val="0"/>
+        <w:keepLines w:val="0"/>
+        <w:pageBreakBefore w:val="0"/>
+        <w:widowControl w:val="0"/>
+        <w:wordWrap/>
+        <w:overflowPunct/>
+        <w:bidi w:val="0"/>
         <w:spacing w:before="271" w:line="220" w:lineRule="auto"/>
         <w:ind w:left="307"/>
         <w:rPr>
@@ -3738,6 +4794,13 @@
     </w:p>
     <w:p>
       <w:pPr>
+        <w:keepNext w:val="0"/>
+        <w:keepLines w:val="0"/>
+        <w:pageBreakBefore w:val="0"/>
+        <w:widowControl w:val="0"/>
+        <w:wordWrap/>
+        <w:overflowPunct/>
+        <w:bidi w:val="0"/>
         <w:spacing w:before="113" w:line="220" w:lineRule="auto"/>
         <w:ind w:left="307"/>
         <w:rPr>
@@ -3758,6 +4821,13 @@
     </w:p>
     <w:p>
       <w:pPr>
+        <w:keepNext w:val="0"/>
+        <w:keepLines w:val="0"/>
+        <w:pageBreakBefore w:val="0"/>
+        <w:widowControl w:val="0"/>
+        <w:wordWrap/>
+        <w:overflowPunct/>
+        <w:bidi w:val="0"/>
         <w:spacing w:before="182" w:line="361" w:lineRule="auto"/>
         <w:ind w:left="307" w:right="5165"/>
         <w:rPr>
@@ -3797,6 +4867,13 @@
     <w:p>
       <w:pPr>
         <w:pStyle w:val="29"/>
+        <w:keepNext w:val="0"/>
+        <w:keepLines w:val="0"/>
+        <w:pageBreakBefore w:val="0"/>
+        <w:widowControl w:val="0"/>
+        <w:wordWrap/>
+        <w:overflowPunct/>
+        <w:bidi w:val="0"/>
         <w:rPr>
           <w:rFonts w:hint="default"/>
           <w:lang w:val="en-US" w:eastAsia="zh-CN"/>
@@ -3855,7 +4932,7 @@
   <w:footnote w:type="separator" w:id="0">
     <w:p>
       <w:pPr>
-        <w:spacing w:line="240" w:lineRule="auto"/>
+        <w:spacing w:line="360" w:lineRule="auto"/>
       </w:pPr>
       <w:r>
         <w:separator/>
@@ -3865,7 +4942,7 @@
   <w:footnote w:type="continuationSeparator" w:id="1">
     <w:p>
       <w:pPr>
-        <w:spacing w:line="240" w:lineRule="auto"/>
+        <w:spacing w:line="360" w:lineRule="auto"/>
       </w:pPr>
       <w:r>
         <w:continuationSeparator/>
@@ -4101,7 +5178,7 @@
     <w:pPrDefault/>
   </w:docDefaults>
   <w:latentStyles w:count="260" w:defQFormat="0" w:defUnhideWhenUsed="1" w:defSemiHidden="1" w:defUIPriority="99" w:defLockedState="0">
-    <w:lsdException w:qFormat="1" w:unhideWhenUsed="0" w:uiPriority="0" w:name="Normal"/>
+    <w:lsdException w:qFormat="1" w:unhideWhenUsed="0" w:uiPriority="0" w:semiHidden="0" w:name="Normal"/>
     <w:lsdException w:qFormat="1" w:unhideWhenUsed="0" w:uiPriority="0" w:semiHidden="0" w:name="heading 1"/>
     <w:lsdException w:qFormat="1" w:uiPriority="0" w:semiHidden="0" w:name="heading 2"/>
     <w:lsdException w:qFormat="1" w:uiPriority="0" w:name="heading 3"/>
@@ -4352,7 +5429,6 @@
   </w:latentStyles>
   <w:style w:type="paragraph" w:default="1" w:styleId="1">
     <w:name w:val="Normal"/>
-    <w:semiHidden/>
     <w:qFormat/>
     <w:uiPriority w:val="0"/>
     <w:pPr>
@@ -4361,12 +5437,12 @@
       <w:autoSpaceDN w:val="0"/>
       <w:adjustRightInd w:val="0"/>
       <w:snapToGrid w:val="0"/>
-      <w:spacing w:line="240" w:lineRule="auto"/>
+      <w:spacing w:line="360" w:lineRule="auto"/>
       <w:jc w:val="left"/>
       <w:textAlignment w:val="baseline"/>
     </w:pPr>
     <w:rPr>
-      <w:rFonts w:ascii="Arial" w:hAnsi="Arial" w:eastAsia="Arial" w:cs="Arial"/>
+      <w:rFonts w:ascii="Arial" w:hAnsi="Arial" w:eastAsia="宋体" w:cs="Arial"/>
       <w:snapToGrid w:val="0"/>
       <w:color w:val="000000"/>
       <w:kern w:val="0"/>
@@ -4667,10 +5743,10 @@
     <w:uiPriority w:val="0"/>
     <w:pPr>
       <w:pBdr>
-        <w:top w:val="none" w:color="auto" w:sz="0" w:space="0"/>
-        <w:left w:val="none" w:color="auto" w:sz="0" w:space="0"/>
-        <w:bottom w:val="none" w:color="auto" w:sz="0" w:space="0"/>
-        <w:right w:val="none" w:color="auto" w:sz="0" w:space="0"/>
+        <w:top w:val="none" w:color="auto" w:sz="0" w:space="1"/>
+        <w:left w:val="none" w:color="auto" w:sz="0" w:space="4"/>
+        <w:bottom w:val="none" w:color="auto" w:sz="0" w:space="1"/>
+        <w:right w:val="none" w:color="auto" w:sz="0" w:space="4"/>
       </w:pBdr>
       <w:tabs>
         <w:tab w:val="center" w:pos="4153"/>
@@ -4838,6 +5914,7 @@
   <w:style w:type="paragraph" w:customStyle="1" w:styleId="29">
     <w:name w:val="柴_正文"/>
     <w:basedOn w:val="12"/>
+    <w:link w:val="42"/>
     <w:qFormat/>
     <w:uiPriority w:val="0"/>
     <w:pPr>
@@ -4867,7 +5944,7 @@
   <w:style w:type="paragraph" w:customStyle="1" w:styleId="31">
     <w:name w:val="柴_标题3"/>
     <w:basedOn w:val="4"/>
-    <w:next w:val="1"/>
+    <w:next w:val="29"/>
     <w:qFormat/>
     <w:uiPriority w:val="0"/>
     <w:pPr>
@@ -4977,6 +6054,64 @@
     <w:rPr>
       <w:rFonts w:ascii="Arial" w:hAnsi="Arial" w:eastAsia="宋体"/>
       <w:sz w:val="32"/>
+    </w:rPr>
+  </w:style>
+  <w:style w:type="table" w:customStyle="1" w:styleId="39">
+    <w:name w:val="Table Normal"/>
+    <w:semiHidden/>
+    <w:unhideWhenUsed/>
+    <w:qFormat/>
+    <w:uiPriority w:val="0"/>
+    <w:tblPr>
+      <w:tblCellMar>
+        <w:top w:w="0" w:type="dxa"/>
+        <w:left w:w="0" w:type="dxa"/>
+        <w:bottom w:w="0" w:type="dxa"/>
+        <w:right w:w="0" w:type="dxa"/>
+      </w:tblCellMar>
+    </w:tblPr>
+  </w:style>
+  <w:style w:type="paragraph" w:customStyle="1" w:styleId="40">
+    <w:name w:val="柴_正文_无缩进"/>
+    <w:basedOn w:val="1"/>
+    <w:qFormat/>
+    <w:uiPriority w:val="0"/>
+    <w:pPr>
+      <w:ind w:firstLine="0" w:firstLineChars="0"/>
+    </w:pPr>
+    <w:rPr>
+      <w:rFonts w:ascii="Arial" w:hAnsi="Arial"/>
+      <w:sz w:val="24"/>
+      <w:lang w:eastAsia="zh-CN"/>
+    </w:rPr>
+  </w:style>
+  <w:style w:type="paragraph" w:customStyle="1" w:styleId="41">
+    <w:name w:val="柴_标题4"/>
+    <w:basedOn w:val="5"/>
+    <w:next w:val="1"/>
+    <w:qFormat/>
+    <w:uiPriority w:val="0"/>
+    <w:pPr>
+      <w:widowControl w:val="0"/>
+      <w:spacing w:before="160" w:line="360" w:lineRule="auto"/>
+      <w:ind w:left="981" w:leftChars="300" w:hanging="862"/>
+    </w:pPr>
+    <w:rPr>
+      <w:rFonts w:hint="eastAsia" w:ascii="Calibri" w:hAnsi="Calibri" w:eastAsia="宋体" w:cs="宋体"/>
+      <w:sz w:val="24"/>
+      <w:szCs w:val="24"/>
+      <w:lang w:eastAsia="zh-CN" w:bidi="zh-CN"/>
+    </w:rPr>
+  </w:style>
+  <w:style w:type="character" w:customStyle="1" w:styleId="42">
+    <w:name w:val="柴_正文 Char"/>
+    <w:link w:val="29"/>
+    <w:qFormat/>
+    <w:uiPriority w:val="0"/>
+    <w:rPr>
+      <w:rFonts w:ascii="Arial" w:hAnsi="Arial" w:eastAsia="宋体"/>
+      <w:sz w:val="24"/>
+      <w:lang w:eastAsia="zh-CN"/>
     </w:rPr>
   </w:style>
 </w:styles>
